--- a/lesson-14.docx
+++ b/lesson-14.docx
@@ -9,11 +9,12 @@
           <w:lang w:val="ru-RU"/>
         </w:rPr>
       </w:pPr>
-      <w:proofErr w:type="spellStart"/>
-      <w:r>
+      <w:r>
+        <w:rPr>
+          <w:lang w:val="ru-RU"/>
+        </w:rPr>
         <w:t>Величие</w:t>
       </w:r>
-      <w:proofErr w:type="spellEnd"/>
       <w:r>
         <w:rPr>
           <w:lang w:val="ru-RU"/>
@@ -1519,6 +1520,7 @@
           <w:rFonts w:ascii="Times New Roman" w:hAnsi="Times New Roman" w:cs="Times New Roman"/>
           <w:sz w:val="24"/>
           <w:szCs w:val="24"/>
+          <w:lang w:val="ru-RU"/>
         </w:rPr>
       </w:pPr>
       <w:r>
@@ -2126,61 +2128,56 @@
           <w:lang w:val="ru-RU"/>
         </w:rPr>
       </w:pPr>
-      <w:proofErr w:type="gramStart"/>
-      <w:r>
-        <w:rPr>
-          <w:rFonts w:ascii="Times New Roman" w:hAnsi="Times New Roman" w:cs="Times New Roman"/>
-          <w:sz w:val="24"/>
-          <w:szCs w:val="24"/>
-          <w:lang w:val="ru-RU"/>
-        </w:rPr>
-        <w:t>![</w:t>
-      </w:r>
-      <w:proofErr w:type="gramEnd"/>
-      <w:r>
-        <w:rPr>
-          <w:rFonts w:ascii="Times New Roman" w:hAnsi="Times New Roman" w:cs="Times New Roman"/>
-          <w:sz w:val="24"/>
-          <w:szCs w:val="24"/>
-          <w:lang w:val="ru-RU"/>
-        </w:rPr>
-        <w:t>[</w:t>
-      </w:r>
-      <w:r>
-        <w:rPr>
-          <w:rFonts w:ascii="Times New Roman" w:hAnsi="Times New Roman" w:cs="Times New Roman"/>
-          <w:sz w:val="24"/>
-          <w:szCs w:val="24"/>
-        </w:rPr>
-        <w:t>Drawing</w:t>
-      </w:r>
-      <w:r>
-        <w:rPr>
-          <w:rFonts w:ascii="Times New Roman" w:hAnsi="Times New Roman" w:cs="Times New Roman"/>
-          <w:sz w:val="24"/>
-          <w:szCs w:val="24"/>
-          <w:lang w:val="ru-RU"/>
-        </w:rPr>
-        <w:t>.</w:t>
-      </w:r>
-      <w:proofErr w:type="spellStart"/>
-      <w:r>
-        <w:rPr>
-          <w:rFonts w:ascii="Times New Roman" w:hAnsi="Times New Roman" w:cs="Times New Roman"/>
-          <w:sz w:val="24"/>
-          <w:szCs w:val="24"/>
-        </w:rPr>
-        <w:t>png</w:t>
-      </w:r>
-      <w:proofErr w:type="spellEnd"/>
-      <w:r>
-        <w:rPr>
-          <w:rFonts w:ascii="Times New Roman" w:hAnsi="Times New Roman" w:cs="Times New Roman"/>
-          <w:sz w:val="24"/>
-          <w:szCs w:val="24"/>
-          <w:lang w:val="ru-RU"/>
-        </w:rPr>
-        <w:t>]]</w:t>
+      <w:r>
+        <w:rPr>
+          <w:rFonts w:ascii="Times New Roman" w:hAnsi="Times New Roman" w:cs="Times New Roman"/>
+          <w:noProof/>
+          <w:sz w:val="24"/>
+          <w:szCs w:val="24"/>
+          <w:lang w:val="ru-RU"/>
+        </w:rPr>
+        <w:lastRenderedPageBreak/>
+        <w:drawing>
+          <wp:inline distT="0" distB="0" distL="0" distR="0">
+            <wp:extent cx="1408176" cy="1985850"/>
+            <wp:effectExtent l="0" t="0" r="0" b="0"/>
+            <wp:docPr id="1889040392" name="Picture 1"/>
+            <wp:cNvGraphicFramePr>
+              <a:graphicFrameLocks xmlns:a="http://schemas.openxmlformats.org/drawingml/2006/main" noChangeAspect="1"/>
+            </wp:cNvGraphicFramePr>
+            <a:graphic xmlns:a="http://schemas.openxmlformats.org/drawingml/2006/main">
+              <a:graphicData uri="http://schemas.openxmlformats.org/drawingml/2006/picture">
+                <pic:pic xmlns:pic="http://schemas.openxmlformats.org/drawingml/2006/picture">
+                  <pic:nvPicPr>
+                    <pic:cNvPr id="1889040392" name="Picture 1889040392"/>
+                    <pic:cNvPicPr/>
+                  </pic:nvPicPr>
+                  <pic:blipFill>
+                    <a:blip r:embed="rId5" cstate="print">
+                      <a:extLst>
+                        <a:ext uri="{28A0092B-C50C-407E-A947-70E740481C1C}">
+                          <a14:useLocalDpi xmlns:a14="http://schemas.microsoft.com/office/drawing/2010/main" val="0"/>
+                        </a:ext>
+                      </a:extLst>
+                    </a:blip>
+                    <a:stretch>
+                      <a:fillRect/>
+                    </a:stretch>
+                  </pic:blipFill>
+                  <pic:spPr>
+                    <a:xfrm>
+                      <a:off x="0" y="0"/>
+                      <a:ext cx="1424337" cy="2008641"/>
+                    </a:xfrm>
+                    <a:prstGeom prst="rect">
+                      <a:avLst/>
+                    </a:prstGeom>
+                  </pic:spPr>
+                </pic:pic>
+              </a:graphicData>
+            </a:graphic>
+          </wp:inline>
+        </w:drawing>
       </w:r>
     </w:p>
     <w:p>
@@ -2239,17 +2236,7 @@
           <w:szCs w:val="24"/>
           <w:lang w:val="ru-RU"/>
         </w:rPr>
-        <w:t xml:space="preserve"> — чистое мышление, ментальное без физического, полная синхронизация, </w:t>
-      </w:r>
-      <w:r>
-        <w:rPr>
-          <w:rFonts w:ascii="Times New Roman" w:hAnsi="Times New Roman" w:cs="Times New Roman"/>
-          <w:sz w:val="24"/>
-          <w:szCs w:val="24"/>
-          <w:lang w:val="ru-RU"/>
-        </w:rPr>
-        <w:lastRenderedPageBreak/>
-        <w:t xml:space="preserve">находящаяся буквально вне времени, и название у нее — </w:t>
+        <w:t xml:space="preserve"> — чистое мышление, ментальное без физического, полная синхронизация, находящаяся буквально вне времени, и название у нее — </w:t>
       </w:r>
       <w:r>
         <w:rPr>

--- a/lesson-14.docx
+++ b/lesson-14.docx
@@ -4,151 +4,242 @@
   <w:body>
     <w:p>
       <w:pPr>
-        <w:pStyle w:val="Heading2"/>
-        <w:rPr>
-          <w:lang w:val="ru-RU"/>
-        </w:rPr>
-      </w:pPr>
-      <w:r>
-        <w:rPr>
-          <w:lang w:val="ru-RU"/>
-        </w:rPr>
-        <w:t>Величие</w:t>
-      </w:r>
-      <w:r>
-        <w:rPr>
-          <w:lang w:val="ru-RU"/>
-        </w:rPr>
-        <w:t xml:space="preserve"> Аристотеля</w:t>
+        <w:rPr>
+          <w:lang w:val="ru-RU"/>
+        </w:rPr>
+      </w:pPr>
+      <w:r>
+        <w:rPr>
+          <w:lang w:val="ru-RU"/>
+        </w:rPr>
+        <w:t>#63. Значимость Аристотеля для современной теории познания: попытка устранить противоположность между "ментальным" (мышление) и "физическим" (материей), которые в этой перспективе не являются базовыми онтологическими категориями, поскольку их различие управляется более фундаментальным фактором – Временем;</w:t>
       </w:r>
     </w:p>
     <w:p>
       <w:pPr>
         <w:rPr>
-          <w:rFonts w:ascii="Times New Roman" w:hAnsi="Times New Roman" w:cs="Times New Roman"/>
-          <w:sz w:val="24"/>
-          <w:szCs w:val="24"/>
-          <w:lang w:val="ru-RU"/>
-        </w:rPr>
-      </w:pPr>
-      <w:r>
-        <w:rPr>
-          <w:rFonts w:ascii="Times New Roman" w:hAnsi="Times New Roman" w:cs="Times New Roman"/>
-          <w:sz w:val="24"/>
-          <w:szCs w:val="24"/>
-          <w:lang w:val="ru-RU"/>
-        </w:rPr>
-        <w:t>Аристотель своей философией сделал наброски ходов мысл</w:t>
-      </w:r>
-      <w:r>
-        <w:rPr>
-          <w:rFonts w:ascii="Times New Roman" w:hAnsi="Times New Roman" w:cs="Times New Roman"/>
-          <w:sz w:val="24"/>
-          <w:szCs w:val="24"/>
-          <w:lang w:val="ru-RU"/>
-        </w:rPr>
-        <w:t>и</w:t>
-      </w:r>
-      <w:r>
-        <w:rPr>
-          <w:rFonts w:ascii="Times New Roman" w:hAnsi="Times New Roman" w:cs="Times New Roman"/>
-          <w:sz w:val="24"/>
-          <w:szCs w:val="24"/>
-          <w:lang w:val="ru-RU"/>
-        </w:rPr>
-        <w:t xml:space="preserve">, которые в будущем помогут найти фундаментальные решения для спора Декарта и Гоббса. </w:t>
-      </w:r>
-      <w:r>
-        <w:rPr>
-          <w:rFonts w:ascii="Times New Roman" w:hAnsi="Times New Roman" w:cs="Times New Roman"/>
-          <w:sz w:val="24"/>
-          <w:szCs w:val="24"/>
-          <w:lang w:val="ru-RU"/>
-        </w:rPr>
-        <w:t xml:space="preserve">Его </w:t>
-      </w:r>
-      <w:r>
-        <w:rPr>
-          <w:rFonts w:ascii="Times New Roman" w:hAnsi="Times New Roman" w:cs="Times New Roman"/>
-          <w:sz w:val="24"/>
-          <w:szCs w:val="24"/>
-          <w:lang w:val="ru-RU"/>
-        </w:rPr>
-        <w:t xml:space="preserve">мысль </w:t>
-      </w:r>
-      <w:r>
-        <w:rPr>
-          <w:rFonts w:ascii="Times New Roman" w:hAnsi="Times New Roman" w:cs="Times New Roman"/>
-          <w:sz w:val="24"/>
-          <w:szCs w:val="24"/>
-          <w:lang w:val="ru-RU"/>
-        </w:rPr>
-        <w:t>была в</w:t>
-      </w:r>
-      <w:r>
-        <w:rPr>
-          <w:rFonts w:ascii="Times New Roman" w:hAnsi="Times New Roman" w:cs="Times New Roman"/>
-          <w:sz w:val="24"/>
-          <w:szCs w:val="24"/>
-          <w:lang w:val="ru-RU"/>
-        </w:rPr>
-        <w:t xml:space="preserve"> том, что ментальное и физическое — это не базовые категории, которыми нужно оперировать (как Платон убрал границу между физическим и математическим). Базовой же категорией по Аристотелю является </w:t>
-      </w:r>
-      <w:r>
-        <w:rPr>
-          <w:rFonts w:ascii="Times New Roman" w:hAnsi="Times New Roman" w:cs="Times New Roman"/>
-          <w:b/>
-          <w:sz w:val="24"/>
-          <w:szCs w:val="24"/>
-          <w:lang w:val="ru-RU"/>
-        </w:rPr>
-        <w:t>время</w:t>
-      </w:r>
-      <w:r>
-        <w:rPr>
-          <w:rFonts w:ascii="Times New Roman" w:hAnsi="Times New Roman" w:cs="Times New Roman"/>
-          <w:sz w:val="24"/>
-          <w:szCs w:val="24"/>
-          <w:lang w:val="ru-RU"/>
-        </w:rPr>
-        <w:t xml:space="preserve">. Причем </w:t>
-      </w:r>
-      <w:r>
-        <w:rPr>
-          <w:rFonts w:ascii="Times New Roman" w:hAnsi="Times New Roman" w:cs="Times New Roman"/>
-          <w:sz w:val="24"/>
-          <w:szCs w:val="24"/>
-          <w:lang w:val="ru-RU"/>
-        </w:rPr>
-        <w:t>он</w:t>
-      </w:r>
-      <w:r>
-        <w:rPr>
-          <w:rFonts w:ascii="Times New Roman" w:hAnsi="Times New Roman" w:cs="Times New Roman"/>
-          <w:sz w:val="24"/>
-          <w:szCs w:val="24"/>
-          <w:lang w:val="ru-RU"/>
-        </w:rPr>
-        <w:t xml:space="preserve"> не работал со временем, а скорее вводил его, как переменную. Для нас время — это константа, это своего рода «фон». Аристотель делает допущение, что время — это переменная, которая может быть преобразована, и с ней может быть произведена некая манипуляция.</w:t>
+          <w:lang w:val="ru-RU"/>
+        </w:rPr>
+      </w:pPr>
+      <w:r>
+        <w:rPr>
+          <w:lang w:val="ru-RU"/>
+        </w:rPr>
+        <w:t>#64. Альтернативное решение проблемы Платона: идея вещи ("истинное знание") находится не отдельно от самой вещи – в другой реальности, но отделена от неё во времени: это потенциальное ("дюнамис") состояние вещи, когда в своём движении она достигает состояния завершённости ("энтелехия")</w:t>
       </w:r>
     </w:p>
     <w:p>
       <w:pPr>
-        <w:pStyle w:val="Heading2"/>
-        <w:rPr>
-          <w:lang w:val="ru-RU"/>
-        </w:rPr>
-      </w:pPr>
-      <w:r>
-        <w:rPr>
-          <w:lang w:val="ru-RU"/>
-        </w:rPr>
-        <w:t>Критика Платона</w:t>
+        <w:rPr>
+          <w:lang w:val="ru-RU"/>
+        </w:rPr>
+      </w:pPr>
+      <w:r>
+        <w:rPr>
+          <w:lang w:val="ru-RU"/>
+        </w:rPr>
+        <w:t>#65. Выбор наблюдения в качестве метода: вещь не определяется в абстрактном размышлении, но постепенно определяет сама себя в процессе своего стремления ("орексис") к энтелехии / совершенству;</w:t>
       </w:r>
     </w:p>
     <w:p>
       <w:pPr>
         <w:rPr>
+          <w:lang w:val="ru-RU"/>
+        </w:rPr>
+      </w:pPr>
+      <w:r>
+        <w:rPr>
+          <w:lang w:val="ru-RU"/>
+        </w:rPr>
+        <w:t>#66. "Наблюдение" ("мышление", "ментальное", "псюхе") не противопоставлено ряду изменяющихся состояний вещи (её "генезису" / становлению), а является его частью: оно формируется, когда некоторые состояния ряда "синхронизируются" между собой, проявляют себя одновременно – это открывает пространство логического размышления (структура "силлогизма"), которое подчиняется неизменным, "вневременным" законам;</w:t>
+      </w:r>
+    </w:p>
+    <w:p>
+      <w:pPr>
+        <w:rPr>
+          <w:lang w:val="ru-RU"/>
+        </w:rPr>
+      </w:pPr>
+      <w:r>
+        <w:rPr>
+          <w:lang w:val="ru-RU"/>
+        </w:rPr>
+        <w:t>#67. Начало генезиса вещи соответствует чисто физическому, бесформенной материи (материал / "гюле"), а конечное состояние завершённости, "энтелехия" соответствует чисто ментальному – Нус / Ум, находящемуся целиком вне времени, за пределами физической реальности;</w:t>
+      </w:r>
+    </w:p>
+    <w:p>
+      <w:pPr>
+        <w:rPr>
+          <w:lang w:val="ru-RU"/>
+        </w:rPr>
+      </w:pPr>
+      <w:r>
+        <w:rPr>
+          <w:lang w:val="ru-RU"/>
+        </w:rPr>
+        <w:t>#68. Нус/ Ум как чисто ментальная, вечная сущность изолирован он становления / генезиса – замкнут на себе в процессе самосозерцания ("ноэсис ноэсеос"), но генезис управляется, приводится в движение Нусом / Умом – как "идеалом", "объектом стремления" ("орексис"), и никогда его не достигает, образует вечный цикл;</w:t>
+      </w:r>
+    </w:p>
+    <w:p>
+      <w:pPr>
+        <w:rPr>
+          <w:lang w:val="ru-RU"/>
+        </w:rPr>
+      </w:pPr>
+      <w:r>
+        <w:rPr>
+          <w:lang w:val="ru-RU"/>
+        </w:rPr>
+        <w:t>#69. Платон: истинное знание (Идея / Эйдос) недоступна человеческому мышлению и пребывает в метафизической реальности; Аристотель: истинное знание реализуется в физической реальности через стремлении вещи к совершенству / энтелехии, но такой совершенной формой может быть только мышление более высокого порядка, чем человеческое, "изолированное" от этого процесса в метафизической реальности.</w:t>
+      </w:r>
+    </w:p>
+    <w:p>
+      <w:pPr>
+        <w:pStyle w:val="Heading2"/>
+        <w:rPr>
+          <w:lang w:val="ru-RU"/>
+        </w:rPr>
+      </w:pPr>
+      <w:r>
+        <w:rPr>
+          <w:lang w:val="ru-RU"/>
+        </w:rPr>
+        <w:t>Величие</w:t>
+      </w:r>
+      <w:r>
+        <w:rPr>
+          <w:lang w:val="ru-RU"/>
+        </w:rPr>
+        <w:t xml:space="preserve"> Аристотеля</w:t>
+      </w:r>
+    </w:p>
+    <w:p>
+      <w:pPr>
+        <w:rPr>
+          <w:rFonts w:ascii="Times New Roman" w:hAnsi="Times New Roman" w:cs="Times New Roman"/>
+          <w:sz w:val="24"/>
+          <w:szCs w:val="24"/>
+          <w:lang w:val="ru-RU"/>
+        </w:rPr>
+      </w:pPr>
+      <w:r>
+        <w:rPr>
+          <w:rFonts w:ascii="Times New Roman" w:hAnsi="Times New Roman" w:cs="Times New Roman"/>
+          <w:sz w:val="24"/>
+          <w:szCs w:val="24"/>
+          <w:lang w:val="ru-RU"/>
+        </w:rPr>
+        <w:t>Аристотель своей философией сделал наброски ходов мысл</w:t>
+      </w:r>
+      <w:r>
+        <w:rPr>
+          <w:rFonts w:ascii="Times New Roman" w:hAnsi="Times New Roman" w:cs="Times New Roman"/>
+          <w:sz w:val="24"/>
+          <w:szCs w:val="24"/>
+          <w:lang w:val="ru-RU"/>
+        </w:rPr>
+        <w:t>и</w:t>
+      </w:r>
+      <w:r>
+        <w:rPr>
+          <w:rFonts w:ascii="Times New Roman" w:hAnsi="Times New Roman" w:cs="Times New Roman"/>
+          <w:sz w:val="24"/>
+          <w:szCs w:val="24"/>
+          <w:lang w:val="ru-RU"/>
+        </w:rPr>
+        <w:t xml:space="preserve">, которые в будущем помогут найти фундаментальные решения для спора Декарта и Гоббса. </w:t>
+      </w:r>
+      <w:r>
+        <w:rPr>
+          <w:rFonts w:ascii="Times New Roman" w:hAnsi="Times New Roman" w:cs="Times New Roman"/>
+          <w:sz w:val="24"/>
+          <w:szCs w:val="24"/>
+          <w:lang w:val="ru-RU"/>
+        </w:rPr>
+        <w:t xml:space="preserve">Его </w:t>
+      </w:r>
+      <w:r>
+        <w:rPr>
+          <w:rFonts w:ascii="Times New Roman" w:hAnsi="Times New Roman" w:cs="Times New Roman"/>
+          <w:sz w:val="24"/>
+          <w:szCs w:val="24"/>
+          <w:lang w:val="ru-RU"/>
+        </w:rPr>
+        <w:t xml:space="preserve">мысль </w:t>
+      </w:r>
+      <w:r>
+        <w:rPr>
+          <w:rFonts w:ascii="Times New Roman" w:hAnsi="Times New Roman" w:cs="Times New Roman"/>
+          <w:sz w:val="24"/>
+          <w:szCs w:val="24"/>
+          <w:lang w:val="ru-RU"/>
+        </w:rPr>
+        <w:t>была в</w:t>
+      </w:r>
+      <w:r>
+        <w:rPr>
+          <w:rFonts w:ascii="Times New Roman" w:hAnsi="Times New Roman" w:cs="Times New Roman"/>
+          <w:sz w:val="24"/>
+          <w:szCs w:val="24"/>
+          <w:lang w:val="ru-RU"/>
+        </w:rPr>
+        <w:t xml:space="preserve"> том, что ментальное и физическое — это не базовые категории, которыми нужно оперировать (как Платон убрал границу между физическим и математическим). Базовой же категорией по Аристотелю является </w:t>
+      </w:r>
+      <w:r>
+        <w:rPr>
+          <w:rFonts w:ascii="Times New Roman" w:hAnsi="Times New Roman" w:cs="Times New Roman"/>
+          <w:b/>
+          <w:sz w:val="24"/>
+          <w:szCs w:val="24"/>
+          <w:lang w:val="ru-RU"/>
+        </w:rPr>
+        <w:t>время</w:t>
+      </w:r>
+      <w:r>
+        <w:rPr>
+          <w:rFonts w:ascii="Times New Roman" w:hAnsi="Times New Roman" w:cs="Times New Roman"/>
+          <w:sz w:val="24"/>
+          <w:szCs w:val="24"/>
+          <w:lang w:val="ru-RU"/>
+        </w:rPr>
+        <w:t xml:space="preserve">. Причем </w:t>
+      </w:r>
+      <w:r>
+        <w:rPr>
+          <w:rFonts w:ascii="Times New Roman" w:hAnsi="Times New Roman" w:cs="Times New Roman"/>
+          <w:sz w:val="24"/>
+          <w:szCs w:val="24"/>
+          <w:lang w:val="ru-RU"/>
+        </w:rPr>
+        <w:t>он</w:t>
+      </w:r>
+      <w:r>
+        <w:rPr>
+          <w:rFonts w:ascii="Times New Roman" w:hAnsi="Times New Roman" w:cs="Times New Roman"/>
+          <w:sz w:val="24"/>
+          <w:szCs w:val="24"/>
+          <w:lang w:val="ru-RU"/>
+        </w:rPr>
+        <w:t xml:space="preserve"> не работал со временем, а скорее вводил его, как переменную. Для нас время — это константа, это своего рода «фон». Аристотель делает допущение, что время — это переменная, которая может быть преобразована, и с ней может быть произведена некая манипуляция.</w:t>
+      </w:r>
+    </w:p>
+    <w:p>
+      <w:pPr>
+        <w:pStyle w:val="Heading2"/>
+        <w:rPr>
+          <w:lang w:val="ru-RU"/>
+        </w:rPr>
+      </w:pPr>
+      <w:r>
+        <w:rPr>
+          <w:lang w:val="ru-RU"/>
+        </w:rPr>
+        <w:t>Критика Платона</w:t>
+      </w:r>
+    </w:p>
+    <w:p>
+      <w:pPr>
+        <w:rPr>
           <w:rFonts w:ascii="Times New Roman" w:hAnsi="Times New Roman" w:cs="Times New Roman"/>
           <w:sz w:val="24"/>
           <w:szCs w:val="24"/>
@@ -220,7 +311,17 @@
           <w:szCs w:val="24"/>
           <w:lang w:val="ru-RU"/>
         </w:rPr>
-        <w:t xml:space="preserve"> — это ввод костыля. По версии Аристотеля, Платон был вынужден ввести вторую реальность из-за неправильного метода: Платон пытался использовать метод диалога, совместного рассуждения; Аристотель предлагает метод </w:t>
+        <w:t xml:space="preserve"> — это ввод костыля. По версии Аристотеля, </w:t>
+      </w:r>
+      <w:r>
+        <w:rPr>
+          <w:rFonts w:ascii="Times New Roman" w:hAnsi="Times New Roman" w:cs="Times New Roman"/>
+          <w:sz w:val="24"/>
+          <w:szCs w:val="24"/>
+          <w:lang w:val="ru-RU"/>
+        </w:rPr>
+        <w:lastRenderedPageBreak/>
+        <w:t xml:space="preserve">Платон был вынужден ввести вторую реальность из-за неправильного метода: Платон пытался использовать метод диалога, совместного рассуждения; Аристотель предлагает метод </w:t>
       </w:r>
       <w:r>
         <w:rPr>
@@ -345,7 +446,6 @@
         </w:rPr>
         <w:t xml:space="preserve">Представим эволюцию стола в виде прогрессии: </w:t>
       </w:r>
-      <w:proofErr w:type="gramStart"/>
       <w:r>
         <w:rPr>
           <w:rFonts w:ascii="Times New Roman" w:hAnsi="Times New Roman" w:cs="Times New Roman"/>
@@ -355,9 +455,17 @@
           <w:szCs w:val="24"/>
           <w:lang w:val="ru-RU"/>
         </w:rPr>
-        <w:t>С(</w:t>
-      </w:r>
-      <w:proofErr w:type="gramEnd"/>
+        <w:t xml:space="preserve">С(0) </w:t>
+      </w:r>
+      <w:r>
+        <w:rPr>
+          <w:rFonts w:ascii="Times New Roman" w:hAnsi="Times New Roman" w:cs="Times New Roman"/>
+          <w:sz w:val="24"/>
+          <w:szCs w:val="24"/>
+          <w:lang w:val="ru-RU"/>
+        </w:rPr>
+        <w:t xml:space="preserve">будет первым в мире столом, </w:t>
+      </w:r>
       <w:r>
         <w:rPr>
           <w:rFonts w:ascii="Times New Roman" w:hAnsi="Times New Roman" w:cs="Times New Roman"/>
@@ -367,16 +475,7 @@
           <w:szCs w:val="24"/>
           <w:lang w:val="ru-RU"/>
         </w:rPr>
-        <w:t xml:space="preserve">0) </w:t>
-      </w:r>
-      <w:r>
-        <w:rPr>
-          <w:rFonts w:ascii="Times New Roman" w:hAnsi="Times New Roman" w:cs="Times New Roman"/>
-          <w:sz w:val="24"/>
-          <w:szCs w:val="24"/>
-          <w:lang w:val="ru-RU"/>
-        </w:rPr>
-        <w:t xml:space="preserve">будет первым в мире столом, </w:t>
+        <w:t>С(</w:t>
       </w:r>
       <w:r>
         <w:rPr>
@@ -385,9 +484,8 @@
           <w:bCs/>
           <w:sz w:val="24"/>
           <w:szCs w:val="24"/>
-          <w:lang w:val="ru-RU"/>
-        </w:rPr>
-        <w:t>С(</w:t>
+        </w:rPr>
+        <w:t>n</w:t>
       </w:r>
       <w:r>
         <w:rPr>
@@ -396,8 +494,72 @@
           <w:bCs/>
           <w:sz w:val="24"/>
           <w:szCs w:val="24"/>
-        </w:rPr>
-        <w:t>n</w:t>
+          <w:lang w:val="ru-RU"/>
+        </w:rPr>
+        <w:t>)</w:t>
+      </w:r>
+      <w:r>
+        <w:rPr>
+          <w:rFonts w:ascii="Times New Roman" w:hAnsi="Times New Roman" w:cs="Times New Roman"/>
+          <w:sz w:val="24"/>
+          <w:szCs w:val="24"/>
+          <w:lang w:val="ru-RU"/>
+        </w:rPr>
+        <w:t xml:space="preserve"> </w:t>
+      </w:r>
+      <w:r>
+        <w:rPr>
+          <w:rFonts w:ascii="Times New Roman" w:hAnsi="Times New Roman" w:cs="Times New Roman"/>
+          <w:sz w:val="24"/>
+          <w:szCs w:val="24"/>
+          <w:lang w:val="ru-RU"/>
+        </w:rPr>
+        <w:t xml:space="preserve">— </w:t>
+      </w:r>
+      <w:r>
+        <w:rPr>
+          <w:rFonts w:ascii="Times New Roman" w:hAnsi="Times New Roman" w:cs="Times New Roman"/>
+          <w:sz w:val="24"/>
+          <w:szCs w:val="24"/>
+          <w:lang w:val="ru-RU"/>
+        </w:rPr>
+        <w:t>идеальным столом, эталоном, образцом,</w:t>
+      </w:r>
+      <w:r>
+        <w:rPr>
+          <w:rFonts w:ascii="Times New Roman" w:hAnsi="Times New Roman" w:cs="Times New Roman"/>
+          <w:sz w:val="24"/>
+          <w:szCs w:val="24"/>
+          <w:lang w:val="ru-RU"/>
+        </w:rPr>
+        <w:t xml:space="preserve"> </w:t>
+      </w:r>
+      <w:r>
+        <w:rPr>
+          <w:rFonts w:ascii="Times New Roman" w:hAnsi="Times New Roman" w:cs="Times New Roman"/>
+          <w:sz w:val="24"/>
+          <w:szCs w:val="24"/>
+          <w:lang w:val="ru-RU"/>
+        </w:rPr>
+        <w:t>ἐντελέχεια</w:t>
+      </w:r>
+      <w:r>
+        <w:rPr>
+          <w:rFonts w:ascii="Times New Roman" w:hAnsi="Times New Roman" w:cs="Times New Roman"/>
+          <w:sz w:val="24"/>
+          <w:szCs w:val="24"/>
+          <w:lang w:val="ru-RU"/>
+        </w:rPr>
+        <w:t xml:space="preserve"> </w:t>
+      </w:r>
+      <w:r>
+        <w:rPr>
+          <w:rFonts w:ascii="Times New Roman" w:hAnsi="Times New Roman" w:cs="Times New Roman"/>
+          <w:sz w:val="24"/>
+          <w:szCs w:val="24"/>
+          <w:lang w:val="ru-RU"/>
+        </w:rPr>
+        <w:t>[</w:t>
       </w:r>
       <w:r>
         <w:rPr>
@@ -408,81 +570,7 @@
           <w:szCs w:val="24"/>
           <w:lang w:val="ru-RU"/>
         </w:rPr>
-        <w:t>)</w:t>
-      </w:r>
-      <w:r>
-        <w:rPr>
-          <w:rFonts w:ascii="Times New Roman" w:hAnsi="Times New Roman" w:cs="Times New Roman"/>
-          <w:sz w:val="24"/>
-          <w:szCs w:val="24"/>
-          <w:lang w:val="ru-RU"/>
-        </w:rPr>
-        <w:t xml:space="preserve"> </w:t>
-      </w:r>
-      <w:r>
-        <w:rPr>
-          <w:rFonts w:ascii="Times New Roman" w:hAnsi="Times New Roman" w:cs="Times New Roman"/>
-          <w:sz w:val="24"/>
-          <w:szCs w:val="24"/>
-          <w:lang w:val="ru-RU"/>
-        </w:rPr>
-        <w:t xml:space="preserve">— </w:t>
-      </w:r>
-      <w:r>
-        <w:rPr>
-          <w:rFonts w:ascii="Times New Roman" w:hAnsi="Times New Roman" w:cs="Times New Roman"/>
-          <w:sz w:val="24"/>
-          <w:szCs w:val="24"/>
-          <w:lang w:val="ru-RU"/>
-        </w:rPr>
-        <w:t>идеальным столом, эталоном, образцом,</w:t>
-      </w:r>
-      <w:r>
-        <w:rPr>
-          <w:rFonts w:ascii="Times New Roman" w:hAnsi="Times New Roman" w:cs="Times New Roman"/>
-          <w:sz w:val="24"/>
-          <w:szCs w:val="24"/>
-          <w:lang w:val="ru-RU"/>
-        </w:rPr>
-        <w:t xml:space="preserve"> </w:t>
-      </w:r>
-      <w:proofErr w:type="spellStart"/>
-      <w:r>
-        <w:rPr>
-          <w:rFonts w:ascii="Times New Roman" w:hAnsi="Times New Roman" w:cs="Times New Roman"/>
-          <w:sz w:val="24"/>
-          <w:szCs w:val="24"/>
-          <w:lang w:val="ru-RU"/>
-        </w:rPr>
-        <w:t>ἐντελέχει</w:t>
-      </w:r>
-      <w:proofErr w:type="spellEnd"/>
-      <w:r>
-        <w:rPr>
-          <w:rFonts w:ascii="Times New Roman" w:hAnsi="Times New Roman" w:cs="Times New Roman"/>
-          <w:sz w:val="24"/>
-          <w:szCs w:val="24"/>
-          <w:lang w:val="ru-RU"/>
-        </w:rPr>
-        <w:t>α</w:t>
-      </w:r>
-      <w:r>
-        <w:rPr>
-          <w:rFonts w:ascii="Times New Roman" w:hAnsi="Times New Roman" w:cs="Times New Roman"/>
-          <w:sz w:val="24"/>
-          <w:szCs w:val="24"/>
-          <w:lang w:val="ru-RU"/>
-        </w:rPr>
-        <w:t xml:space="preserve"> </w:t>
-      </w:r>
-      <w:r>
-        <w:rPr>
-          <w:rFonts w:ascii="Times New Roman" w:hAnsi="Times New Roman" w:cs="Times New Roman"/>
-          <w:sz w:val="24"/>
-          <w:szCs w:val="24"/>
-          <w:lang w:val="ru-RU"/>
-        </w:rPr>
-        <w:t>[</w:t>
+        <w:t>э</w:t>
       </w:r>
       <w:r>
         <w:rPr>
@@ -493,7 +581,7 @@
           <w:szCs w:val="24"/>
           <w:lang w:val="ru-RU"/>
         </w:rPr>
-        <w:t>э</w:t>
+        <w:t>нтелехи</w:t>
       </w:r>
       <w:r>
         <w:rPr>
@@ -504,9 +592,38 @@
           <w:szCs w:val="24"/>
           <w:lang w:val="ru-RU"/>
         </w:rPr>
-        <w:t>нтелехи</w:t>
-      </w:r>
-      <w:r>
+        <w:t>я</w:t>
+      </w:r>
+      <w:r>
+        <w:rPr>
+          <w:rFonts w:ascii="Times New Roman" w:hAnsi="Times New Roman" w:cs="Times New Roman"/>
+          <w:sz w:val="24"/>
+          <w:szCs w:val="24"/>
+          <w:lang w:val="ru-RU"/>
+        </w:rPr>
+        <w:t>]</w:t>
+      </w:r>
+      <w:r>
+        <w:rPr>
+          <w:rFonts w:ascii="Times New Roman" w:hAnsi="Times New Roman" w:cs="Times New Roman"/>
+          <w:sz w:val="24"/>
+          <w:szCs w:val="24"/>
+          <w:lang w:val="ru-RU"/>
+        </w:rPr>
+        <w:t>.</w:t>
+      </w:r>
+      <w:r>
+        <w:rPr>
+          <w:rFonts w:ascii="Times New Roman" w:hAnsi="Times New Roman" w:cs="Times New Roman"/>
+          <w:sz w:val="24"/>
+          <w:szCs w:val="24"/>
+          <w:lang w:val="ru-RU"/>
+        </w:rPr>
+        <w:t xml:space="preserve"> Мы имеем прогрессию:</w:t>
+      </w:r>
+    </w:p>
+    <w:p>
+      <w:pPr>
         <w:rPr>
           <w:rFonts w:ascii="Times New Roman" w:hAnsi="Times New Roman" w:cs="Times New Roman"/>
           <w:b/>
@@ -515,76 +632,288 @@
           <w:szCs w:val="24"/>
           <w:lang w:val="ru-RU"/>
         </w:rPr>
-        <w:t>я</w:t>
-      </w:r>
-      <w:r>
-        <w:rPr>
-          <w:rFonts w:ascii="Times New Roman" w:hAnsi="Times New Roman" w:cs="Times New Roman"/>
-          <w:sz w:val="24"/>
-          <w:szCs w:val="24"/>
-          <w:lang w:val="ru-RU"/>
-        </w:rPr>
-        <w:t>]</w:t>
-      </w:r>
-      <w:r>
-        <w:rPr>
-          <w:rFonts w:ascii="Times New Roman" w:hAnsi="Times New Roman" w:cs="Times New Roman"/>
-          <w:sz w:val="24"/>
-          <w:szCs w:val="24"/>
-          <w:lang w:val="ru-RU"/>
-        </w:rPr>
-        <w:t>.</w:t>
-      </w:r>
-      <w:r>
-        <w:rPr>
-          <w:rFonts w:ascii="Times New Roman" w:hAnsi="Times New Roman" w:cs="Times New Roman"/>
-          <w:sz w:val="24"/>
-          <w:szCs w:val="24"/>
-          <w:lang w:val="ru-RU"/>
-        </w:rPr>
-        <w:t xml:space="preserve"> Мы имеем прогрессию:</w:t>
+      </w:pPr>
+      <w:r>
+        <w:rPr>
+          <w:rFonts w:ascii="Times New Roman" w:hAnsi="Times New Roman" w:cs="Times New Roman"/>
+          <w:b/>
+          <w:bCs/>
+          <w:sz w:val="24"/>
+          <w:szCs w:val="24"/>
+          <w:lang w:val="ru-RU"/>
+        </w:rPr>
+        <w:t>С(0)</w:t>
+      </w:r>
+      <w:r>
+        <w:rPr>
+          <w:rFonts w:ascii="Times New Roman" w:hAnsi="Times New Roman" w:cs="Times New Roman"/>
+          <w:b/>
+          <w:bCs/>
+          <w:sz w:val="24"/>
+          <w:szCs w:val="24"/>
+          <w:lang w:val="ru-RU"/>
+        </w:rPr>
+        <w:t xml:space="preserve"> </w:t>
+      </w:r>
+      <w:r>
+        <w:rPr>
+          <w:rFonts w:ascii="Times New Roman" w:hAnsi="Times New Roman" w:cs="Times New Roman"/>
+          <w:b/>
+          <w:bCs/>
+          <w:sz w:val="24"/>
+          <w:szCs w:val="24"/>
+        </w:rPr>
+        <w:sym w:font="Wingdings" w:char="F0E0"/>
+      </w:r>
+      <w:r>
+        <w:rPr>
+          <w:rFonts w:ascii="Times New Roman" w:hAnsi="Times New Roman" w:cs="Times New Roman"/>
+          <w:b/>
+          <w:bCs/>
+          <w:sz w:val="24"/>
+          <w:szCs w:val="24"/>
+          <w:lang w:val="ru-RU"/>
+        </w:rPr>
+        <w:t xml:space="preserve"> С(1)</w:t>
+      </w:r>
+      <w:r>
+        <w:rPr>
+          <w:rFonts w:ascii="Times New Roman" w:hAnsi="Times New Roman" w:cs="Times New Roman"/>
+          <w:b/>
+          <w:bCs/>
+          <w:sz w:val="24"/>
+          <w:szCs w:val="24"/>
+          <w:lang w:val="ru-RU"/>
+        </w:rPr>
+        <w:t xml:space="preserve"> </w:t>
+      </w:r>
+      <w:r>
+        <w:rPr>
+          <w:rFonts w:ascii="Times New Roman" w:hAnsi="Times New Roman" w:cs="Times New Roman"/>
+          <w:b/>
+          <w:bCs/>
+          <w:sz w:val="24"/>
+          <w:szCs w:val="24"/>
+        </w:rPr>
+        <w:sym w:font="Wingdings" w:char="F0E0"/>
+      </w:r>
+      <w:r>
+        <w:rPr>
+          <w:rFonts w:ascii="Times New Roman" w:hAnsi="Times New Roman" w:cs="Times New Roman"/>
+          <w:b/>
+          <w:bCs/>
+          <w:sz w:val="24"/>
+          <w:szCs w:val="24"/>
+          <w:lang w:val="ru-RU"/>
+        </w:rPr>
+        <w:t xml:space="preserve"> С(2)</w:t>
+      </w:r>
+      <w:r>
+        <w:rPr>
+          <w:rFonts w:ascii="Times New Roman" w:hAnsi="Times New Roman" w:cs="Times New Roman"/>
+          <w:b/>
+          <w:bCs/>
+          <w:sz w:val="24"/>
+          <w:szCs w:val="24"/>
+          <w:lang w:val="ru-RU"/>
+        </w:rPr>
+        <w:t xml:space="preserve"> </w:t>
+      </w:r>
+      <w:r>
+        <w:rPr>
+          <w:rFonts w:ascii="Times New Roman" w:hAnsi="Times New Roman" w:cs="Times New Roman"/>
+          <w:b/>
+          <w:bCs/>
+          <w:sz w:val="24"/>
+          <w:szCs w:val="24"/>
+        </w:rPr>
+        <w:sym w:font="Wingdings" w:char="F0E0"/>
+      </w:r>
+      <w:r>
+        <w:rPr>
+          <w:rFonts w:ascii="Times New Roman" w:hAnsi="Times New Roman" w:cs="Times New Roman"/>
+          <w:b/>
+          <w:bCs/>
+          <w:sz w:val="24"/>
+          <w:szCs w:val="24"/>
+          <w:lang w:val="ru-RU"/>
+        </w:rPr>
+        <w:t xml:space="preserve"> </w:t>
+      </w:r>
+      <w:r>
+        <w:rPr>
+          <w:rFonts w:ascii="Times New Roman" w:hAnsi="Times New Roman" w:cs="Times New Roman"/>
+          <w:b/>
+          <w:bCs/>
+          <w:sz w:val="24"/>
+          <w:szCs w:val="24"/>
+          <w:lang w:val="ru-RU"/>
+        </w:rPr>
+        <w:t xml:space="preserve">С(3) </w:t>
+      </w:r>
+      <w:r>
+        <w:rPr>
+          <w:rFonts w:ascii="Times New Roman" w:hAnsi="Times New Roman" w:cs="Times New Roman"/>
+          <w:b/>
+          <w:bCs/>
+          <w:sz w:val="24"/>
+          <w:szCs w:val="24"/>
+        </w:rPr>
+        <w:sym w:font="Wingdings" w:char="F0E0"/>
+      </w:r>
+      <w:r>
+        <w:rPr>
+          <w:rFonts w:ascii="Times New Roman" w:hAnsi="Times New Roman" w:cs="Times New Roman"/>
+          <w:b/>
+          <w:bCs/>
+          <w:sz w:val="24"/>
+          <w:szCs w:val="24"/>
+          <w:lang w:val="ru-RU"/>
+        </w:rPr>
+        <w:t xml:space="preserve"> </w:t>
+      </w:r>
+      <w:r>
+        <w:rPr>
+          <w:rFonts w:ascii="Times New Roman" w:hAnsi="Times New Roman" w:cs="Times New Roman"/>
+          <w:b/>
+          <w:bCs/>
+          <w:sz w:val="24"/>
+          <w:szCs w:val="24"/>
+          <w:lang w:val="ru-RU"/>
+        </w:rPr>
+        <w:t xml:space="preserve">… </w:t>
+      </w:r>
+      <w:r>
+        <w:rPr>
+          <w:rFonts w:ascii="Times New Roman" w:hAnsi="Times New Roman" w:cs="Times New Roman"/>
+          <w:b/>
+          <w:bCs/>
+          <w:sz w:val="24"/>
+          <w:szCs w:val="24"/>
+        </w:rPr>
+        <w:sym w:font="Wingdings" w:char="F0E0"/>
+      </w:r>
+      <w:r>
+        <w:rPr>
+          <w:rFonts w:ascii="Times New Roman" w:hAnsi="Times New Roman" w:cs="Times New Roman"/>
+          <w:b/>
+          <w:bCs/>
+          <w:sz w:val="24"/>
+          <w:szCs w:val="24"/>
+          <w:lang w:val="ru-RU"/>
+        </w:rPr>
+        <w:t>С(</w:t>
+      </w:r>
+      <w:r>
+        <w:rPr>
+          <w:rFonts w:ascii="Times New Roman" w:hAnsi="Times New Roman" w:cs="Times New Roman"/>
+          <w:b/>
+          <w:bCs/>
+          <w:sz w:val="24"/>
+          <w:szCs w:val="24"/>
+        </w:rPr>
+        <w:t>n</w:t>
+      </w:r>
+      <w:r>
+        <w:rPr>
+          <w:rFonts w:ascii="Times New Roman" w:hAnsi="Times New Roman" w:cs="Times New Roman"/>
+          <w:b/>
+          <w:bCs/>
+          <w:sz w:val="24"/>
+          <w:szCs w:val="24"/>
+          <w:lang w:val="ru-RU"/>
+        </w:rPr>
+        <w:t>)</w:t>
       </w:r>
     </w:p>
     <w:p>
       <w:pPr>
         <w:rPr>
           <w:rFonts w:ascii="Times New Roman" w:hAnsi="Times New Roman" w:cs="Times New Roman"/>
-          <w:b/>
-          <w:bCs/>
-          <w:sz w:val="24"/>
-          <w:szCs w:val="24"/>
-          <w:lang w:val="ru-RU"/>
-        </w:rPr>
-      </w:pPr>
-      <w:proofErr w:type="gramStart"/>
-      <w:r>
-        <w:rPr>
-          <w:rFonts w:ascii="Times New Roman" w:hAnsi="Times New Roman" w:cs="Times New Roman"/>
-          <w:b/>
-          <w:bCs/>
-          <w:sz w:val="24"/>
-          <w:szCs w:val="24"/>
-          <w:lang w:val="ru-RU"/>
-        </w:rPr>
-        <w:t>С(</w:t>
-      </w:r>
-      <w:proofErr w:type="gramEnd"/>
-      <w:r>
-        <w:rPr>
-          <w:rFonts w:ascii="Times New Roman" w:hAnsi="Times New Roman" w:cs="Times New Roman"/>
-          <w:b/>
-          <w:bCs/>
-          <w:sz w:val="24"/>
-          <w:szCs w:val="24"/>
-          <w:lang w:val="ru-RU"/>
-        </w:rPr>
-        <w:t>0)</w:t>
-      </w:r>
-      <w:r>
-        <w:rPr>
-          <w:rFonts w:ascii="Times New Roman" w:hAnsi="Times New Roman" w:cs="Times New Roman"/>
-          <w:b/>
-          <w:bCs/>
+          <w:sz w:val="24"/>
+          <w:szCs w:val="24"/>
+          <w:lang w:val="ru-RU"/>
+        </w:rPr>
+      </w:pPr>
+      <w:r>
+        <w:rPr>
+          <w:rFonts w:ascii="Times New Roman" w:hAnsi="Times New Roman" w:cs="Times New Roman"/>
+          <w:sz w:val="24"/>
+          <w:szCs w:val="24"/>
+          <w:lang w:val="ru-RU"/>
+        </w:rPr>
+        <w:t>К</w:t>
+      </w:r>
+      <w:r>
+        <w:rPr>
+          <w:rFonts w:ascii="Times New Roman" w:hAnsi="Times New Roman" w:cs="Times New Roman"/>
+          <w:sz w:val="24"/>
+          <w:szCs w:val="24"/>
+          <w:lang w:val="ru-RU"/>
+        </w:rPr>
+        <w:t xml:space="preserve">аждая следующая </w:t>
+      </w:r>
+      <w:r>
+        <w:rPr>
+          <w:rFonts w:ascii="Times New Roman" w:hAnsi="Times New Roman" w:cs="Times New Roman"/>
+          <w:i/>
+          <w:iCs/>
+          <w:sz w:val="24"/>
+          <w:szCs w:val="24"/>
+          <w:lang w:val="ru-RU"/>
+        </w:rPr>
+        <w:t>идея</w:t>
+      </w:r>
+      <w:r>
+        <w:rPr>
+          <w:rFonts w:ascii="Times New Roman" w:hAnsi="Times New Roman" w:cs="Times New Roman"/>
+          <w:sz w:val="24"/>
+          <w:szCs w:val="24"/>
+          <w:lang w:val="ru-RU"/>
+        </w:rPr>
+        <w:t xml:space="preserve"> стола будет включать в себя все предыдущие </w:t>
+      </w:r>
+      <w:r>
+        <w:rPr>
+          <w:rFonts w:ascii="Times New Roman" w:hAnsi="Times New Roman" w:cs="Times New Roman"/>
+          <w:i/>
+          <w:iCs/>
+          <w:sz w:val="24"/>
+          <w:szCs w:val="24"/>
+          <w:lang w:val="ru-RU"/>
+        </w:rPr>
+        <w:t>идеи</w:t>
+      </w:r>
+      <w:r>
+        <w:rPr>
+          <w:rFonts w:ascii="Times New Roman" w:hAnsi="Times New Roman" w:cs="Times New Roman"/>
+          <w:sz w:val="24"/>
+          <w:szCs w:val="24"/>
+          <w:lang w:val="ru-RU"/>
+        </w:rPr>
+        <w:t xml:space="preserve"> столов, то есть будет являться более общим по сравнению с теми</w:t>
+      </w:r>
+      <w:r>
+        <w:rPr>
+          <w:rFonts w:ascii="Times New Roman" w:hAnsi="Times New Roman" w:cs="Times New Roman"/>
+          <w:sz w:val="24"/>
+          <w:szCs w:val="24"/>
+          <w:lang w:val="ru-RU"/>
+        </w:rPr>
+        <w:t xml:space="preserve"> частными</w:t>
+      </w:r>
+      <w:r>
+        <w:rPr>
+          <w:rFonts w:ascii="Times New Roman" w:hAnsi="Times New Roman" w:cs="Times New Roman"/>
+          <w:sz w:val="24"/>
+          <w:szCs w:val="24"/>
+          <w:lang w:val="ru-RU"/>
+        </w:rPr>
+        <w:t>, которые в себя включает. Когда прогрессия дойдет до своего конца, останется единственный идеальный</w:t>
+      </w:r>
+      <w:r>
+        <w:rPr>
+          <w:rFonts w:ascii="Times New Roman" w:hAnsi="Times New Roman" w:cs="Times New Roman"/>
           <w:sz w:val="24"/>
           <w:szCs w:val="24"/>
           <w:lang w:val="ru-RU"/>
@@ -594,261 +923,139 @@
       <w:r>
         <w:rPr>
           <w:rFonts w:ascii="Times New Roman" w:hAnsi="Times New Roman" w:cs="Times New Roman"/>
-          <w:b/>
-          <w:bCs/>
-          <w:sz w:val="24"/>
-          <w:szCs w:val="24"/>
-        </w:rPr>
-        <w:sym w:font="Wingdings" w:char="F0E0"/>
-      </w:r>
-      <w:r>
-        <w:rPr>
-          <w:rFonts w:ascii="Times New Roman" w:hAnsi="Times New Roman" w:cs="Times New Roman"/>
-          <w:b/>
-          <w:bCs/>
-          <w:sz w:val="24"/>
-          <w:szCs w:val="24"/>
-          <w:lang w:val="ru-RU"/>
-        </w:rPr>
-        <w:t xml:space="preserve"> </w:t>
-      </w:r>
-      <w:proofErr w:type="gramStart"/>
-      <w:r>
-        <w:rPr>
-          <w:rFonts w:ascii="Times New Roman" w:hAnsi="Times New Roman" w:cs="Times New Roman"/>
-          <w:b/>
-          <w:bCs/>
-          <w:sz w:val="24"/>
-          <w:szCs w:val="24"/>
-          <w:lang w:val="ru-RU"/>
-        </w:rPr>
-        <w:t>С(</w:t>
-      </w:r>
-      <w:proofErr w:type="gramEnd"/>
-      <w:r>
-        <w:rPr>
-          <w:rFonts w:ascii="Times New Roman" w:hAnsi="Times New Roman" w:cs="Times New Roman"/>
-          <w:b/>
-          <w:bCs/>
-          <w:sz w:val="24"/>
-          <w:szCs w:val="24"/>
-          <w:lang w:val="ru-RU"/>
-        </w:rPr>
-        <w:t>1)</w:t>
-      </w:r>
-      <w:r>
-        <w:rPr>
-          <w:rFonts w:ascii="Times New Roman" w:hAnsi="Times New Roman" w:cs="Times New Roman"/>
-          <w:b/>
-          <w:bCs/>
-          <w:sz w:val="24"/>
-          <w:szCs w:val="24"/>
-          <w:lang w:val="ru-RU"/>
-        </w:rPr>
-        <w:t xml:space="preserve"> </w:t>
-      </w:r>
-      <w:r>
-        <w:rPr>
-          <w:rFonts w:ascii="Times New Roman" w:hAnsi="Times New Roman" w:cs="Times New Roman"/>
-          <w:b/>
-          <w:bCs/>
-          <w:sz w:val="24"/>
-          <w:szCs w:val="24"/>
-        </w:rPr>
-        <w:sym w:font="Wingdings" w:char="F0E0"/>
-      </w:r>
-      <w:r>
-        <w:rPr>
-          <w:rFonts w:ascii="Times New Roman" w:hAnsi="Times New Roman" w:cs="Times New Roman"/>
-          <w:b/>
-          <w:bCs/>
-          <w:sz w:val="24"/>
-          <w:szCs w:val="24"/>
-          <w:lang w:val="ru-RU"/>
-        </w:rPr>
-        <w:t xml:space="preserve"> </w:t>
-      </w:r>
-      <w:proofErr w:type="gramStart"/>
-      <w:r>
-        <w:rPr>
-          <w:rFonts w:ascii="Times New Roman" w:hAnsi="Times New Roman" w:cs="Times New Roman"/>
-          <w:b/>
-          <w:bCs/>
-          <w:sz w:val="24"/>
-          <w:szCs w:val="24"/>
-          <w:lang w:val="ru-RU"/>
-        </w:rPr>
-        <w:t>С(</w:t>
-      </w:r>
-      <w:proofErr w:type="gramEnd"/>
-      <w:r>
-        <w:rPr>
-          <w:rFonts w:ascii="Times New Roman" w:hAnsi="Times New Roman" w:cs="Times New Roman"/>
-          <w:b/>
-          <w:bCs/>
-          <w:sz w:val="24"/>
-          <w:szCs w:val="24"/>
-          <w:lang w:val="ru-RU"/>
-        </w:rPr>
-        <w:t>2)</w:t>
-      </w:r>
-      <w:r>
-        <w:rPr>
-          <w:rFonts w:ascii="Times New Roman" w:hAnsi="Times New Roman" w:cs="Times New Roman"/>
-          <w:b/>
-          <w:bCs/>
-          <w:sz w:val="24"/>
-          <w:szCs w:val="24"/>
-          <w:lang w:val="ru-RU"/>
-        </w:rPr>
-        <w:t xml:space="preserve"> </w:t>
-      </w:r>
-      <w:r>
-        <w:rPr>
-          <w:rFonts w:ascii="Times New Roman" w:hAnsi="Times New Roman" w:cs="Times New Roman"/>
-          <w:b/>
-          <w:bCs/>
-          <w:sz w:val="24"/>
-          <w:szCs w:val="24"/>
-        </w:rPr>
-        <w:sym w:font="Wingdings" w:char="F0E0"/>
-      </w:r>
-      <w:r>
-        <w:rPr>
-          <w:rFonts w:ascii="Times New Roman" w:hAnsi="Times New Roman" w:cs="Times New Roman"/>
-          <w:b/>
-          <w:bCs/>
-          <w:sz w:val="24"/>
-          <w:szCs w:val="24"/>
-          <w:lang w:val="ru-RU"/>
-        </w:rPr>
-        <w:t xml:space="preserve"> </w:t>
-      </w:r>
-      <w:proofErr w:type="gramStart"/>
-      <w:r>
-        <w:rPr>
-          <w:rFonts w:ascii="Times New Roman" w:hAnsi="Times New Roman" w:cs="Times New Roman"/>
-          <w:b/>
-          <w:bCs/>
-          <w:sz w:val="24"/>
-          <w:szCs w:val="24"/>
-          <w:lang w:val="ru-RU"/>
-        </w:rPr>
-        <w:t>С(</w:t>
-      </w:r>
-      <w:proofErr w:type="gramEnd"/>
-      <w:r>
-        <w:rPr>
-          <w:rFonts w:ascii="Times New Roman" w:hAnsi="Times New Roman" w:cs="Times New Roman"/>
-          <w:b/>
-          <w:bCs/>
-          <w:sz w:val="24"/>
-          <w:szCs w:val="24"/>
-          <w:lang w:val="ru-RU"/>
-        </w:rPr>
-        <w:t xml:space="preserve">3) </w:t>
-      </w:r>
-      <w:r>
-        <w:rPr>
-          <w:rFonts w:ascii="Times New Roman" w:hAnsi="Times New Roman" w:cs="Times New Roman"/>
-          <w:b/>
-          <w:bCs/>
-          <w:sz w:val="24"/>
-          <w:szCs w:val="24"/>
-        </w:rPr>
-        <w:sym w:font="Wingdings" w:char="F0E0"/>
-      </w:r>
-      <w:r>
-        <w:rPr>
-          <w:rFonts w:ascii="Times New Roman" w:hAnsi="Times New Roman" w:cs="Times New Roman"/>
-          <w:b/>
-          <w:bCs/>
-          <w:sz w:val="24"/>
-          <w:szCs w:val="24"/>
-          <w:lang w:val="ru-RU"/>
-        </w:rPr>
-        <w:t xml:space="preserve"> </w:t>
-      </w:r>
-      <w:r>
-        <w:rPr>
-          <w:rFonts w:ascii="Times New Roman" w:hAnsi="Times New Roman" w:cs="Times New Roman"/>
-          <w:b/>
-          <w:bCs/>
-          <w:sz w:val="24"/>
-          <w:szCs w:val="24"/>
-          <w:lang w:val="ru-RU"/>
-        </w:rPr>
-        <w:t xml:space="preserve">… </w:t>
-      </w:r>
-      <w:r>
-        <w:rPr>
-          <w:rFonts w:ascii="Times New Roman" w:hAnsi="Times New Roman" w:cs="Times New Roman"/>
-          <w:b/>
-          <w:bCs/>
-          <w:sz w:val="24"/>
-          <w:szCs w:val="24"/>
-        </w:rPr>
-        <w:sym w:font="Wingdings" w:char="F0E0"/>
-      </w:r>
-      <w:r>
-        <w:rPr>
-          <w:rFonts w:ascii="Times New Roman" w:hAnsi="Times New Roman" w:cs="Times New Roman"/>
-          <w:b/>
-          <w:bCs/>
-          <w:sz w:val="24"/>
-          <w:szCs w:val="24"/>
-          <w:lang w:val="ru-RU"/>
-        </w:rPr>
-        <w:t>С(</w:t>
-      </w:r>
-      <w:r>
-        <w:rPr>
-          <w:rFonts w:ascii="Times New Roman" w:hAnsi="Times New Roman" w:cs="Times New Roman"/>
-          <w:b/>
-          <w:bCs/>
-          <w:sz w:val="24"/>
-          <w:szCs w:val="24"/>
-        </w:rPr>
-        <w:t>n</w:t>
-      </w:r>
-      <w:r>
-        <w:rPr>
-          <w:rFonts w:ascii="Times New Roman" w:hAnsi="Times New Roman" w:cs="Times New Roman"/>
-          <w:b/>
-          <w:bCs/>
-          <w:sz w:val="24"/>
-          <w:szCs w:val="24"/>
-          <w:lang w:val="ru-RU"/>
-        </w:rPr>
-        <w:t>)</w:t>
+          <w:sz w:val="24"/>
+          <w:szCs w:val="24"/>
+          <w:lang w:val="ru-RU"/>
+        </w:rPr>
+        <w:t xml:space="preserve">конкретный стол, включающий в себя все предыдущие. </w:t>
+      </w:r>
+      <w:r>
+        <w:rPr>
+          <w:rFonts w:ascii="Times New Roman" w:hAnsi="Times New Roman" w:cs="Times New Roman"/>
+          <w:sz w:val="24"/>
+          <w:szCs w:val="24"/>
+          <w:lang w:val="ru-RU"/>
+        </w:rPr>
+        <w:t>Т</w:t>
+      </w:r>
+      <w:r>
+        <w:rPr>
+          <w:rFonts w:ascii="Times New Roman" w:hAnsi="Times New Roman" w:cs="Times New Roman"/>
+          <w:sz w:val="24"/>
+          <w:szCs w:val="24"/>
+          <w:lang w:val="ru-RU"/>
+        </w:rPr>
+        <w:t xml:space="preserve">аким образом происходит объединение </w:t>
+      </w:r>
+      <w:r>
+        <w:rPr>
+          <w:rFonts w:ascii="Times New Roman" w:hAnsi="Times New Roman" w:cs="Times New Roman"/>
+          <w:i/>
+          <w:iCs/>
+          <w:sz w:val="24"/>
+          <w:szCs w:val="24"/>
+          <w:lang w:val="ru-RU"/>
+        </w:rPr>
+        <w:t>обобщения</w:t>
+      </w:r>
+      <w:r>
+        <w:rPr>
+          <w:rFonts w:ascii="Times New Roman" w:hAnsi="Times New Roman" w:cs="Times New Roman"/>
+          <w:sz w:val="24"/>
+          <w:szCs w:val="24"/>
+          <w:lang w:val="ru-RU"/>
+        </w:rPr>
+        <w:t xml:space="preserve"> и </w:t>
+      </w:r>
+      <w:r>
+        <w:rPr>
+          <w:rFonts w:ascii="Times New Roman" w:hAnsi="Times New Roman" w:cs="Times New Roman"/>
+          <w:i/>
+          <w:iCs/>
+          <w:sz w:val="24"/>
+          <w:szCs w:val="24"/>
+          <w:lang w:val="ru-RU"/>
+        </w:rPr>
+        <w:t>конкретизации</w:t>
+      </w:r>
+      <w:r>
+        <w:rPr>
+          <w:rFonts w:ascii="Times New Roman" w:hAnsi="Times New Roman" w:cs="Times New Roman"/>
+          <w:sz w:val="24"/>
+          <w:szCs w:val="24"/>
+          <w:lang w:val="ru-RU"/>
+        </w:rPr>
+        <w:t>. Но встают следующие вопросы: достижим ли идеальный предел?</w:t>
       </w:r>
     </w:p>
     <w:p>
       <w:pPr>
-        <w:rPr>
-          <w:rFonts w:ascii="Times New Roman" w:hAnsi="Times New Roman" w:cs="Times New Roman"/>
-          <w:sz w:val="24"/>
-          <w:szCs w:val="24"/>
-          <w:lang w:val="ru-RU"/>
-        </w:rPr>
-      </w:pPr>
-      <w:r>
-        <w:rPr>
-          <w:rFonts w:ascii="Times New Roman" w:hAnsi="Times New Roman" w:cs="Times New Roman"/>
-          <w:sz w:val="24"/>
-          <w:szCs w:val="24"/>
-          <w:lang w:val="ru-RU"/>
-        </w:rPr>
-        <w:t>К</w:t>
-      </w:r>
-      <w:r>
-        <w:rPr>
-          <w:rFonts w:ascii="Times New Roman" w:hAnsi="Times New Roman" w:cs="Times New Roman"/>
-          <w:sz w:val="24"/>
-          <w:szCs w:val="24"/>
-          <w:lang w:val="ru-RU"/>
-        </w:rPr>
-        <w:t xml:space="preserve">аждая следующая </w:t>
+        <w:pStyle w:val="Heading2"/>
+        <w:rPr>
+          <w:lang w:val="ru-RU"/>
+        </w:rPr>
+      </w:pPr>
+      <w:r>
+        <w:rPr>
+          <w:lang w:val="ru-RU"/>
+        </w:rPr>
+        <w:t>Метод наблюдения</w:t>
+      </w:r>
+    </w:p>
+    <w:p>
+      <w:pPr>
+        <w:rPr>
+          <w:rFonts w:ascii="Times New Roman" w:hAnsi="Times New Roman" w:cs="Times New Roman"/>
+          <w:sz w:val="24"/>
+          <w:szCs w:val="24"/>
+          <w:lang w:val="ru-RU"/>
+        </w:rPr>
+      </w:pPr>
+      <w:r>
+        <w:rPr>
+          <w:rFonts w:ascii="Times New Roman" w:hAnsi="Times New Roman" w:cs="Times New Roman"/>
+          <w:sz w:val="24"/>
+          <w:szCs w:val="24"/>
+          <w:lang w:val="ru-RU"/>
+        </w:rPr>
+        <w:t xml:space="preserve">Выше мы ввели понятие нового метода познания — наблюдение. </w:t>
+      </w:r>
+      <w:r>
+        <w:rPr>
+          <w:rFonts w:ascii="Times New Roman" w:hAnsi="Times New Roman" w:cs="Times New Roman"/>
+          <w:sz w:val="24"/>
+          <w:szCs w:val="24"/>
+          <w:lang w:val="ru-RU"/>
+        </w:rPr>
+        <w:t>Г</w:t>
+      </w:r>
+      <w:r>
+        <w:rPr>
+          <w:rFonts w:ascii="Times New Roman" w:hAnsi="Times New Roman" w:cs="Times New Roman"/>
+          <w:sz w:val="24"/>
+          <w:szCs w:val="24"/>
+          <w:lang w:val="ru-RU"/>
+        </w:rPr>
+        <w:t>де это наблюдение существует? Кто наблюдатель?</w:t>
+      </w:r>
+    </w:p>
+    <w:p>
+      <w:pPr>
+        <w:rPr>
+          <w:rFonts w:ascii="Times New Roman" w:hAnsi="Times New Roman" w:cs="Times New Roman"/>
+          <w:sz w:val="24"/>
+          <w:szCs w:val="24"/>
+          <w:lang w:val="ru-RU"/>
+        </w:rPr>
+      </w:pPr>
+      <w:r>
+        <w:rPr>
+          <w:rFonts w:ascii="Times New Roman" w:hAnsi="Times New Roman" w:cs="Times New Roman"/>
+          <w:sz w:val="24"/>
+          <w:szCs w:val="24"/>
+          <w:lang w:val="ru-RU"/>
+        </w:rPr>
+        <w:t>Ответ Аристотеля: Нам представляется, что существует какой-то наблюдатель, который где-то смотрит на развивающийся процесс стремления к идеалу (</w:t>
       </w:r>
       <w:r>
         <w:rPr>
@@ -859,16 +1066,7 @@
           <w:szCs w:val="24"/>
           <w:lang w:val="ru-RU"/>
         </w:rPr>
-        <w:t>идея</w:t>
-      </w:r>
-      <w:r>
-        <w:rPr>
-          <w:rFonts w:ascii="Times New Roman" w:hAnsi="Times New Roman" w:cs="Times New Roman"/>
-          <w:sz w:val="24"/>
-          <w:szCs w:val="24"/>
-          <w:lang w:val="ru-RU"/>
-        </w:rPr>
-        <w:t xml:space="preserve"> стола будет включать в себя все предыдущие </w:t>
+        <w:t>э</w:t>
       </w:r>
       <w:r>
         <w:rPr>
@@ -879,34 +1077,34 @@
           <w:szCs w:val="24"/>
           <w:lang w:val="ru-RU"/>
         </w:rPr>
-        <w:t>идеи</w:t>
-      </w:r>
-      <w:r>
-        <w:rPr>
-          <w:rFonts w:ascii="Times New Roman" w:hAnsi="Times New Roman" w:cs="Times New Roman"/>
-          <w:sz w:val="24"/>
-          <w:szCs w:val="24"/>
-          <w:lang w:val="ru-RU"/>
-        </w:rPr>
-        <w:t xml:space="preserve"> столов, то есть будет являться более общим по сравнению с теми</w:t>
-      </w:r>
-      <w:r>
-        <w:rPr>
-          <w:rFonts w:ascii="Times New Roman" w:hAnsi="Times New Roman" w:cs="Times New Roman"/>
-          <w:sz w:val="24"/>
-          <w:szCs w:val="24"/>
-          <w:lang w:val="ru-RU"/>
-        </w:rPr>
-        <w:t xml:space="preserve"> частными</w:t>
-      </w:r>
-      <w:r>
-        <w:rPr>
-          <w:rFonts w:ascii="Times New Roman" w:hAnsi="Times New Roman" w:cs="Times New Roman"/>
-          <w:sz w:val="24"/>
-          <w:szCs w:val="24"/>
-          <w:lang w:val="ru-RU"/>
-        </w:rPr>
-        <w:t>, которые в себя включает. Когда прогрессия дойдет до своего конца, останется единственный идеальный</w:t>
+        <w:t>нтелехии</w:t>
+      </w:r>
+      <w:r>
+        <w:rPr>
+          <w:rFonts w:ascii="Times New Roman" w:hAnsi="Times New Roman" w:cs="Times New Roman"/>
+          <w:sz w:val="24"/>
+          <w:szCs w:val="24"/>
+          <w:lang w:val="ru-RU"/>
+        </w:rPr>
+        <w:t xml:space="preserve">). Наблюдение человека ограничено его возможностями, как минимум его продолжительностью жизни. Но что есть наблюдение? Кто наблюдает? </w:t>
+      </w:r>
+      <w:r>
+        <w:rPr>
+          <w:rFonts w:ascii="Times New Roman" w:hAnsi="Times New Roman" w:cs="Times New Roman"/>
+          <w:sz w:val="24"/>
+          <w:szCs w:val="24"/>
+          <w:lang w:val="ru-RU"/>
+        </w:rPr>
+        <w:t>Для нас это к</w:t>
+      </w:r>
+      <w:r>
+        <w:rPr>
+          <w:rFonts w:ascii="Times New Roman" w:hAnsi="Times New Roman" w:cs="Times New Roman"/>
+          <w:sz w:val="24"/>
+          <w:szCs w:val="24"/>
+          <w:lang w:val="ru-RU"/>
+        </w:rPr>
+        <w:t>акое-то мыслящее существо</w:t>
       </w:r>
       <w:r>
         <w:rPr>
@@ -924,25 +1122,106 @@
           <w:szCs w:val="24"/>
           <w:lang w:val="ru-RU"/>
         </w:rPr>
-        <w:t xml:space="preserve">конкретный стол, включающий в себя все предыдущие. </w:t>
-      </w:r>
-      <w:r>
-        <w:rPr>
-          <w:rFonts w:ascii="Times New Roman" w:hAnsi="Times New Roman" w:cs="Times New Roman"/>
-          <w:sz w:val="24"/>
-          <w:szCs w:val="24"/>
-          <w:lang w:val="ru-RU"/>
-        </w:rPr>
-        <w:t>Т</w:t>
-      </w:r>
-      <w:r>
-        <w:rPr>
-          <w:rFonts w:ascii="Times New Roman" w:hAnsi="Times New Roman" w:cs="Times New Roman"/>
-          <w:sz w:val="24"/>
-          <w:szCs w:val="24"/>
-          <w:lang w:val="ru-RU"/>
-        </w:rPr>
-        <w:t xml:space="preserve">аким образом происходит объединение </w:t>
+        <w:t xml:space="preserve">вне процесса, находящееся в позиции наблюдения. Такая человеческая перспектива охватывает </w:t>
+      </w:r>
+      <w:r>
+        <w:rPr>
+          <w:rFonts w:ascii="Times New Roman" w:hAnsi="Times New Roman" w:cs="Times New Roman"/>
+          <w:sz w:val="24"/>
+          <w:szCs w:val="24"/>
+          <w:lang w:val="ru-RU"/>
+        </w:rPr>
+        <w:t>лишь незначительный</w:t>
+      </w:r>
+      <w:r>
+        <w:rPr>
+          <w:rFonts w:ascii="Times New Roman" w:hAnsi="Times New Roman" w:cs="Times New Roman"/>
+          <w:sz w:val="24"/>
+          <w:szCs w:val="24"/>
+          <w:lang w:val="ru-RU"/>
+        </w:rPr>
+        <w:t xml:space="preserve"> фрагмент ряда из всего процесса стремления. Из чего же </w:t>
+      </w:r>
+      <w:r>
+        <w:rPr>
+          <w:rFonts w:ascii="Times New Roman" w:hAnsi="Times New Roman" w:cs="Times New Roman"/>
+          <w:sz w:val="24"/>
+          <w:szCs w:val="24"/>
+          <w:lang w:val="ru-RU"/>
+        </w:rPr>
+        <w:t xml:space="preserve">на самом деле </w:t>
+      </w:r>
+      <w:r>
+        <w:rPr>
+          <w:rFonts w:ascii="Times New Roman" w:hAnsi="Times New Roman" w:cs="Times New Roman"/>
+          <w:sz w:val="24"/>
+          <w:szCs w:val="24"/>
+          <w:lang w:val="ru-RU"/>
+        </w:rPr>
+        <w:t>состоит позиция наблюдения? Для ответа на этот вопрос у Аристотеля есть трактат «о душе» (</w:t>
+      </w:r>
+      <w:r>
+        <w:rPr>
+          <w:rFonts w:ascii="Times New Roman" w:hAnsi="Times New Roman" w:cs="Times New Roman"/>
+          <w:sz w:val="24"/>
+          <w:szCs w:val="24"/>
+          <w:lang w:val="ru-RU"/>
+        </w:rPr>
+        <w:t>ψυχή</w:t>
+      </w:r>
+      <w:r>
+        <w:rPr>
+          <w:rFonts w:ascii="Times New Roman" w:hAnsi="Times New Roman" w:cs="Times New Roman"/>
+          <w:sz w:val="24"/>
+          <w:szCs w:val="24"/>
+          <w:lang w:val="ru-RU"/>
+        </w:rPr>
+        <w:t xml:space="preserve"> </w:t>
+      </w:r>
+      <w:r>
+        <w:rPr>
+          <w:rFonts w:ascii="Times New Roman" w:hAnsi="Times New Roman" w:cs="Times New Roman"/>
+          <w:sz w:val="24"/>
+          <w:szCs w:val="24"/>
+          <w:lang w:val="ru-RU"/>
+        </w:rPr>
+        <w:t>[</w:t>
+      </w:r>
+      <w:r>
+        <w:rPr>
+          <w:rFonts w:ascii="Times New Roman" w:hAnsi="Times New Roman" w:cs="Times New Roman"/>
+          <w:sz w:val="24"/>
+          <w:szCs w:val="24"/>
+          <w:lang w:val="ru-RU"/>
+        </w:rPr>
+        <w:t>псюхе</w:t>
+      </w:r>
+      <w:r>
+        <w:rPr>
+          <w:rFonts w:ascii="Times New Roman" w:hAnsi="Times New Roman" w:cs="Times New Roman"/>
+          <w:sz w:val="24"/>
+          <w:szCs w:val="24"/>
+          <w:lang w:val="ru-RU"/>
+        </w:rPr>
+        <w:t>]</w:t>
+      </w:r>
+      <w:r>
+        <w:rPr>
+          <w:rFonts w:ascii="Times New Roman" w:hAnsi="Times New Roman" w:cs="Times New Roman"/>
+          <w:sz w:val="24"/>
+          <w:szCs w:val="24"/>
+          <w:lang w:val="ru-RU"/>
+        </w:rPr>
+        <w:t xml:space="preserve">, психика). </w:t>
+      </w:r>
+      <w:r>
+        <w:rPr>
+          <w:rFonts w:ascii="Times New Roman" w:hAnsi="Times New Roman" w:cs="Times New Roman"/>
+          <w:sz w:val="24"/>
+          <w:szCs w:val="24"/>
+          <w:lang w:val="ru-RU"/>
+        </w:rPr>
+        <w:t xml:space="preserve">У этого </w:t>
       </w:r>
       <w:r>
         <w:rPr>
@@ -953,300 +1232,8 @@
           <w:szCs w:val="24"/>
           <w:lang w:val="ru-RU"/>
         </w:rPr>
-        <w:t>обобщения</w:t>
-      </w:r>
-      <w:r>
-        <w:rPr>
-          <w:rFonts w:ascii="Times New Roman" w:hAnsi="Times New Roman" w:cs="Times New Roman"/>
-          <w:sz w:val="24"/>
-          <w:szCs w:val="24"/>
-          <w:lang w:val="ru-RU"/>
-        </w:rPr>
-        <w:t xml:space="preserve"> и </w:t>
-      </w:r>
-      <w:r>
-        <w:rPr>
-          <w:rFonts w:ascii="Times New Roman" w:hAnsi="Times New Roman" w:cs="Times New Roman"/>
-          <w:i/>
-          <w:iCs/>
-          <w:sz w:val="24"/>
-          <w:szCs w:val="24"/>
-          <w:lang w:val="ru-RU"/>
-        </w:rPr>
-        <w:t>конкретизации</w:t>
-      </w:r>
-      <w:r>
-        <w:rPr>
-          <w:rFonts w:ascii="Times New Roman" w:hAnsi="Times New Roman" w:cs="Times New Roman"/>
-          <w:sz w:val="24"/>
-          <w:szCs w:val="24"/>
-          <w:lang w:val="ru-RU"/>
-        </w:rPr>
-        <w:t>. Но встают следующие вопросы: достижим ли идеальный предел?</w:t>
-      </w:r>
-    </w:p>
-    <w:p>
-      <w:pPr>
-        <w:pStyle w:val="Heading2"/>
-        <w:rPr>
-          <w:lang w:val="ru-RU"/>
-        </w:rPr>
-      </w:pPr>
-      <w:r>
-        <w:rPr>
-          <w:lang w:val="ru-RU"/>
-        </w:rPr>
-        <w:t>Метод наблюдения</w:t>
-      </w:r>
-    </w:p>
-    <w:p>
-      <w:pPr>
-        <w:rPr>
-          <w:rFonts w:ascii="Times New Roman" w:hAnsi="Times New Roman" w:cs="Times New Roman"/>
-          <w:sz w:val="24"/>
-          <w:szCs w:val="24"/>
-          <w:lang w:val="ru-RU"/>
-        </w:rPr>
-      </w:pPr>
-      <w:r>
-        <w:rPr>
-          <w:rFonts w:ascii="Times New Roman" w:hAnsi="Times New Roman" w:cs="Times New Roman"/>
-          <w:sz w:val="24"/>
-          <w:szCs w:val="24"/>
-          <w:lang w:val="ru-RU"/>
-        </w:rPr>
-        <w:t xml:space="preserve">Выше мы ввели понятие нового метода познания — наблюдение. </w:t>
-      </w:r>
-      <w:r>
-        <w:rPr>
-          <w:rFonts w:ascii="Times New Roman" w:hAnsi="Times New Roman" w:cs="Times New Roman"/>
-          <w:sz w:val="24"/>
-          <w:szCs w:val="24"/>
-          <w:lang w:val="ru-RU"/>
-        </w:rPr>
-        <w:t>Г</w:t>
-      </w:r>
-      <w:r>
-        <w:rPr>
-          <w:rFonts w:ascii="Times New Roman" w:hAnsi="Times New Roman" w:cs="Times New Roman"/>
-          <w:sz w:val="24"/>
-          <w:szCs w:val="24"/>
-          <w:lang w:val="ru-RU"/>
-        </w:rPr>
-        <w:t>де это наблюдение существует? Кто наблюдатель?</w:t>
-      </w:r>
-    </w:p>
-    <w:p>
-      <w:pPr>
-        <w:rPr>
-          <w:rFonts w:ascii="Times New Roman" w:hAnsi="Times New Roman" w:cs="Times New Roman"/>
-          <w:sz w:val="24"/>
-          <w:szCs w:val="24"/>
-          <w:lang w:val="ru-RU"/>
-        </w:rPr>
-      </w:pPr>
-      <w:r>
-        <w:rPr>
-          <w:rFonts w:ascii="Times New Roman" w:hAnsi="Times New Roman" w:cs="Times New Roman"/>
-          <w:sz w:val="24"/>
-          <w:szCs w:val="24"/>
-          <w:lang w:val="ru-RU"/>
-        </w:rPr>
-        <w:t>Ответ Аристотеля: Нам представляется, что существует какой-то наблюдатель, который где-то смотрит на развивающийся процесс стремления к идеалу (</w:t>
-      </w:r>
-      <w:r>
-        <w:rPr>
-          <w:rFonts w:ascii="Times New Roman" w:hAnsi="Times New Roman" w:cs="Times New Roman"/>
-          <w:i/>
-          <w:iCs/>
-          <w:sz w:val="24"/>
-          <w:szCs w:val="24"/>
-          <w:lang w:val="ru-RU"/>
-        </w:rPr>
-        <w:t>э</w:t>
-      </w:r>
-      <w:r>
-        <w:rPr>
-          <w:rFonts w:ascii="Times New Roman" w:hAnsi="Times New Roman" w:cs="Times New Roman"/>
-          <w:i/>
-          <w:iCs/>
-          <w:sz w:val="24"/>
-          <w:szCs w:val="24"/>
-          <w:lang w:val="ru-RU"/>
-        </w:rPr>
-        <w:t>нтелехии</w:t>
-      </w:r>
-      <w:r>
-        <w:rPr>
-          <w:rFonts w:ascii="Times New Roman" w:hAnsi="Times New Roman" w:cs="Times New Roman"/>
-          <w:sz w:val="24"/>
-          <w:szCs w:val="24"/>
-          <w:lang w:val="ru-RU"/>
-        </w:rPr>
-        <w:t xml:space="preserve">). Наблюдение человека ограничено его возможностями, как минимум его продолжительностью жизни. Но что есть наблюдение? Кто наблюдает? </w:t>
-      </w:r>
-      <w:r>
-        <w:rPr>
-          <w:rFonts w:ascii="Times New Roman" w:hAnsi="Times New Roman" w:cs="Times New Roman"/>
-          <w:sz w:val="24"/>
-          <w:szCs w:val="24"/>
-          <w:lang w:val="ru-RU"/>
-        </w:rPr>
-        <w:t>Для нас это к</w:t>
-      </w:r>
-      <w:r>
-        <w:rPr>
-          <w:rFonts w:ascii="Times New Roman" w:hAnsi="Times New Roman" w:cs="Times New Roman"/>
-          <w:sz w:val="24"/>
-          <w:szCs w:val="24"/>
-          <w:lang w:val="ru-RU"/>
-        </w:rPr>
-        <w:t>акое-то мыслящее существо</w:t>
-      </w:r>
-      <w:r>
-        <w:rPr>
-          <w:rFonts w:ascii="Times New Roman" w:hAnsi="Times New Roman" w:cs="Times New Roman"/>
-          <w:sz w:val="24"/>
-          <w:szCs w:val="24"/>
-          <w:lang w:val="ru-RU"/>
-        </w:rPr>
-        <w:t xml:space="preserve"> </w:t>
-      </w:r>
-      <w:r>
-        <w:rPr>
-          <w:rFonts w:ascii="Times New Roman" w:hAnsi="Times New Roman" w:cs="Times New Roman"/>
-          <w:sz w:val="24"/>
-          <w:szCs w:val="24"/>
-          <w:lang w:val="ru-RU"/>
-        </w:rPr>
-        <w:t xml:space="preserve">вне процесса, находящееся в позиции наблюдения. Такая человеческая перспектива охватывает </w:t>
-      </w:r>
-      <w:r>
-        <w:rPr>
-          <w:rFonts w:ascii="Times New Roman" w:hAnsi="Times New Roman" w:cs="Times New Roman"/>
-          <w:sz w:val="24"/>
-          <w:szCs w:val="24"/>
-          <w:lang w:val="ru-RU"/>
-        </w:rPr>
-        <w:t>лишь незначительный</w:t>
-      </w:r>
-      <w:r>
-        <w:rPr>
-          <w:rFonts w:ascii="Times New Roman" w:hAnsi="Times New Roman" w:cs="Times New Roman"/>
-          <w:sz w:val="24"/>
-          <w:szCs w:val="24"/>
-          <w:lang w:val="ru-RU"/>
-        </w:rPr>
-        <w:t xml:space="preserve"> фрагмент ряда из всего процесса стремления. Из чего </w:t>
-      </w:r>
-      <w:r>
-        <w:rPr>
-          <w:rFonts w:ascii="Times New Roman" w:hAnsi="Times New Roman" w:cs="Times New Roman"/>
-          <w:sz w:val="24"/>
-          <w:szCs w:val="24"/>
-          <w:lang w:val="ru-RU"/>
-        </w:rPr>
-        <w:lastRenderedPageBreak/>
-        <w:t xml:space="preserve">же </w:t>
-      </w:r>
-      <w:r>
-        <w:rPr>
-          <w:rFonts w:ascii="Times New Roman" w:hAnsi="Times New Roman" w:cs="Times New Roman"/>
-          <w:sz w:val="24"/>
-          <w:szCs w:val="24"/>
-          <w:lang w:val="ru-RU"/>
-        </w:rPr>
-        <w:t xml:space="preserve">на самом деле </w:t>
-      </w:r>
-      <w:r>
-        <w:rPr>
-          <w:rFonts w:ascii="Times New Roman" w:hAnsi="Times New Roman" w:cs="Times New Roman"/>
-          <w:sz w:val="24"/>
-          <w:szCs w:val="24"/>
-          <w:lang w:val="ru-RU"/>
-        </w:rPr>
-        <w:t>состоит позиция наблюдения? Для ответа на этот вопрос у Аристотеля есть трактат «о душе» (</w:t>
-      </w:r>
-      <w:proofErr w:type="spellStart"/>
-      <w:r>
-        <w:rPr>
-          <w:rFonts w:ascii="Times New Roman" w:hAnsi="Times New Roman" w:cs="Times New Roman"/>
-          <w:sz w:val="24"/>
-          <w:szCs w:val="24"/>
-          <w:lang w:val="ru-RU"/>
-        </w:rPr>
-        <w:t>ψυχή</w:t>
-      </w:r>
-      <w:proofErr w:type="spellEnd"/>
-      <w:r>
-        <w:rPr>
-          <w:rFonts w:ascii="Times New Roman" w:hAnsi="Times New Roman" w:cs="Times New Roman"/>
-          <w:sz w:val="24"/>
-          <w:szCs w:val="24"/>
-          <w:lang w:val="ru-RU"/>
-        </w:rPr>
-        <w:t xml:space="preserve"> </w:t>
-      </w:r>
-      <w:r>
-        <w:rPr>
-          <w:rFonts w:ascii="Times New Roman" w:hAnsi="Times New Roman" w:cs="Times New Roman"/>
-          <w:sz w:val="24"/>
-          <w:szCs w:val="24"/>
-          <w:lang w:val="ru-RU"/>
-        </w:rPr>
-        <w:t>[</w:t>
-      </w:r>
-      <w:proofErr w:type="spellStart"/>
-      <w:r>
-        <w:rPr>
-          <w:rFonts w:ascii="Times New Roman" w:hAnsi="Times New Roman" w:cs="Times New Roman"/>
-          <w:sz w:val="24"/>
-          <w:szCs w:val="24"/>
-          <w:lang w:val="ru-RU"/>
-        </w:rPr>
         <w:t>псюхе</w:t>
       </w:r>
-      <w:proofErr w:type="spellEnd"/>
-      <w:r>
-        <w:rPr>
-          <w:rFonts w:ascii="Times New Roman" w:hAnsi="Times New Roman" w:cs="Times New Roman"/>
-          <w:sz w:val="24"/>
-          <w:szCs w:val="24"/>
-          <w:lang w:val="ru-RU"/>
-        </w:rPr>
-        <w:t>]</w:t>
-      </w:r>
-      <w:r>
-        <w:rPr>
-          <w:rFonts w:ascii="Times New Roman" w:hAnsi="Times New Roman" w:cs="Times New Roman"/>
-          <w:sz w:val="24"/>
-          <w:szCs w:val="24"/>
-          <w:lang w:val="ru-RU"/>
-        </w:rPr>
-        <w:t xml:space="preserve">, психика). </w:t>
-      </w:r>
-      <w:r>
-        <w:rPr>
-          <w:rFonts w:ascii="Times New Roman" w:hAnsi="Times New Roman" w:cs="Times New Roman"/>
-          <w:sz w:val="24"/>
-          <w:szCs w:val="24"/>
-          <w:lang w:val="ru-RU"/>
-        </w:rPr>
-        <w:t xml:space="preserve">У этого </w:t>
-      </w:r>
-      <w:proofErr w:type="spellStart"/>
-      <w:r>
-        <w:rPr>
-          <w:rFonts w:ascii="Times New Roman" w:hAnsi="Times New Roman" w:cs="Times New Roman"/>
-          <w:i/>
-          <w:iCs/>
-          <w:sz w:val="24"/>
-          <w:szCs w:val="24"/>
-          <w:lang w:val="ru-RU"/>
-        </w:rPr>
-        <w:t>псюхе</w:t>
-      </w:r>
-      <w:proofErr w:type="spellEnd"/>
       <w:r>
         <w:rPr>
           <w:rFonts w:ascii="Times New Roman" w:hAnsi="Times New Roman" w:cs="Times New Roman"/>
@@ -1304,7 +1291,6 @@
           <w:lang w:val="ru-RU"/>
         </w:rPr>
       </w:pPr>
-      <w:proofErr w:type="spellStart"/>
       <w:r>
         <w:rPr>
           <w:rFonts w:ascii="Times New Roman" w:hAnsi="Times New Roman" w:cs="Times New Roman"/>
@@ -1316,7 +1302,6 @@
         </w:rPr>
         <w:t>фантасия</w:t>
       </w:r>
-      <w:proofErr w:type="spellEnd"/>
       <w:r>
         <w:rPr>
           <w:rFonts w:ascii="Times New Roman" w:hAnsi="Times New Roman" w:cs="Times New Roman"/>
@@ -1328,7 +1313,6 @@
         </w:rPr>
         <w:t xml:space="preserve">, </w:t>
       </w:r>
-      <w:proofErr w:type="spellStart"/>
       <w:r>
         <w:rPr>
           <w:rFonts w:ascii="Times New Roman" w:hAnsi="Times New Roman" w:cs="Times New Roman"/>
@@ -1338,7 +1322,6 @@
         </w:rPr>
         <w:t>μνήμη</w:t>
       </w:r>
-      <w:proofErr w:type="spellEnd"/>
       <w:r>
         <w:rPr>
           <w:rFonts w:ascii="Times New Roman" w:hAnsi="Times New Roman" w:cs="Times New Roman"/>
@@ -1357,7 +1340,6 @@
         </w:rPr>
         <w:t>[</w:t>
       </w:r>
-      <w:proofErr w:type="spellStart"/>
       <w:r>
         <w:rPr>
           <w:rFonts w:ascii="Times New Roman" w:hAnsi="Times New Roman" w:cs="Times New Roman"/>
@@ -1367,7 +1349,6 @@
         </w:rPr>
         <w:t>мнеме</w:t>
       </w:r>
-      <w:proofErr w:type="spellEnd"/>
       <w:r>
         <w:rPr>
           <w:rFonts w:ascii="Times New Roman" w:hAnsi="Times New Roman" w:cs="Times New Roman"/>
@@ -1445,27 +1426,7 @@
           <w:szCs w:val="24"/>
           <w:lang w:val="ru-RU"/>
         </w:rPr>
-        <w:t>[</w:t>
-      </w:r>
-      <w:proofErr w:type="spellStart"/>
-      <w:r>
-        <w:rPr>
-          <w:rFonts w:ascii="Times New Roman" w:hAnsi="Times New Roman" w:cs="Times New Roman"/>
-          <w:sz w:val="24"/>
-          <w:szCs w:val="24"/>
-          <w:lang w:val="ru-RU"/>
-        </w:rPr>
-        <w:t>νοῦς</w:t>
-      </w:r>
-      <w:proofErr w:type="spellEnd"/>
-      <w:r>
-        <w:rPr>
-          <w:rFonts w:ascii="Times New Roman" w:hAnsi="Times New Roman" w:cs="Times New Roman"/>
-          <w:sz w:val="24"/>
-          <w:szCs w:val="24"/>
-          <w:lang w:val="ru-RU"/>
-        </w:rPr>
-        <w:t>]</w:t>
+        <w:t>[νοῦς]</w:t>
       </w:r>
       <w:r>
         <w:rPr>
@@ -1559,27 +1520,7 @@
           <w:szCs w:val="24"/>
           <w:lang w:val="ru-RU"/>
         </w:rPr>
-        <w:t>[</w:t>
-      </w:r>
-      <w:proofErr w:type="spellStart"/>
-      <w:r>
-        <w:rPr>
-          <w:rFonts w:ascii="Times New Roman" w:hAnsi="Times New Roman" w:cs="Times New Roman"/>
-          <w:sz w:val="24"/>
-          <w:szCs w:val="24"/>
-          <w:lang w:val="ru-RU"/>
-        </w:rPr>
-        <w:t>γένεσις</w:t>
-      </w:r>
-      <w:proofErr w:type="spellEnd"/>
-      <w:r>
-        <w:rPr>
-          <w:rFonts w:ascii="Times New Roman" w:hAnsi="Times New Roman" w:cs="Times New Roman"/>
-          <w:sz w:val="24"/>
-          <w:szCs w:val="24"/>
-          <w:lang w:val="ru-RU"/>
-        </w:rPr>
-        <w:t>]</w:t>
+        <w:t>[γένεσις]</w:t>
       </w:r>
       <w:r>
         <w:rPr>
@@ -1686,7 +1627,6 @@
         </w:rPr>
         <w:t xml:space="preserve">Таким образом, </w:t>
       </w:r>
-      <w:proofErr w:type="spellStart"/>
       <w:r>
         <w:rPr>
           <w:rFonts w:ascii="Times New Roman" w:hAnsi="Times New Roman" w:cs="Times New Roman"/>
@@ -1698,7 +1638,6 @@
         </w:rPr>
         <w:t>псюхе</w:t>
       </w:r>
-      <w:proofErr w:type="spellEnd"/>
       <w:r>
         <w:rPr>
           <w:rFonts w:ascii="Times New Roman" w:hAnsi="Times New Roman" w:cs="Times New Roman"/>
@@ -1790,27 +1729,15 @@
         </w:rPr>
         <w:t>Важно отметить, что стремление (</w:t>
       </w:r>
-      <w:proofErr w:type="spellStart"/>
-      <w:r>
-        <w:rPr>
-          <w:rFonts w:ascii="Times New Roman" w:hAnsi="Times New Roman" w:cs="Times New Roman"/>
-          <w:sz w:val="24"/>
-          <w:szCs w:val="24"/>
-          <w:lang w:val="ru-RU"/>
-        </w:rPr>
-        <w:t>ὄρεξις</w:t>
-      </w:r>
-      <w:proofErr w:type="spellEnd"/>
-      <w:r>
-        <w:rPr>
-          <w:rFonts w:ascii="Times New Roman" w:hAnsi="Times New Roman" w:cs="Times New Roman"/>
-          <w:sz w:val="24"/>
-          <w:szCs w:val="24"/>
-          <w:lang w:val="ru-RU"/>
-        </w:rPr>
-        <w:t xml:space="preserve"> [</w:t>
-      </w:r>
-      <w:proofErr w:type="spellStart"/>
+      <w:r>
+        <w:rPr>
+          <w:rFonts w:ascii="Times New Roman" w:hAnsi="Times New Roman" w:cs="Times New Roman"/>
+          <w:sz w:val="24"/>
+          <w:szCs w:val="24"/>
+          <w:lang w:val="ru-RU"/>
+        </w:rPr>
+        <w:t>ὄρεξις [</w:t>
+      </w:r>
       <w:r>
         <w:rPr>
           <w:rFonts w:ascii="Times New Roman" w:hAnsi="Times New Roman" w:cs="Times New Roman"/>
@@ -1820,7 +1747,6 @@
         </w:rPr>
         <w:t>ораксис</w:t>
       </w:r>
-      <w:proofErr w:type="spellEnd"/>
       <w:r>
         <w:rPr>
           <w:rFonts w:ascii="Times New Roman" w:hAnsi="Times New Roman" w:cs="Times New Roman"/>
@@ -1870,47 +1796,15 @@
         </w:rPr>
         <w:t xml:space="preserve"> заложено в ней самой в виде некой потенции (</w:t>
       </w:r>
-      <w:proofErr w:type="spellStart"/>
-      <w:r>
-        <w:rPr>
-          <w:rFonts w:ascii="Times New Roman" w:hAnsi="Times New Roman" w:cs="Times New Roman"/>
-          <w:sz w:val="24"/>
-          <w:szCs w:val="24"/>
-          <w:lang w:val="ru-RU"/>
-        </w:rPr>
-        <w:t>δύν</w:t>
-      </w:r>
-      <w:proofErr w:type="spellEnd"/>
-      <w:r>
-        <w:rPr>
-          <w:rFonts w:ascii="Times New Roman" w:hAnsi="Times New Roman" w:cs="Times New Roman"/>
-          <w:sz w:val="24"/>
-          <w:szCs w:val="24"/>
-          <w:lang w:val="ru-RU"/>
-        </w:rPr>
-        <w:t>α</w:t>
-      </w:r>
-      <w:proofErr w:type="spellStart"/>
-      <w:r>
-        <w:rPr>
-          <w:rFonts w:ascii="Times New Roman" w:hAnsi="Times New Roman" w:cs="Times New Roman"/>
-          <w:sz w:val="24"/>
-          <w:szCs w:val="24"/>
-          <w:lang w:val="ru-RU"/>
-        </w:rPr>
-        <w:t>μις</w:t>
-      </w:r>
-      <w:proofErr w:type="spellEnd"/>
-      <w:r>
-        <w:rPr>
-          <w:rFonts w:ascii="Times New Roman" w:hAnsi="Times New Roman" w:cs="Times New Roman"/>
-          <w:sz w:val="24"/>
-          <w:szCs w:val="24"/>
-          <w:lang w:val="ru-RU"/>
-        </w:rPr>
-        <w:t xml:space="preserve"> [</w:t>
-      </w:r>
-      <w:proofErr w:type="spellStart"/>
+      <w:r>
+        <w:rPr>
+          <w:rFonts w:ascii="Times New Roman" w:hAnsi="Times New Roman" w:cs="Times New Roman"/>
+          <w:sz w:val="24"/>
+          <w:szCs w:val="24"/>
+          <w:lang w:val="ru-RU"/>
+        </w:rPr>
+        <w:t>δύναμις [</w:t>
+      </w:r>
       <w:r>
         <w:rPr>
           <w:rFonts w:ascii="Times New Roman" w:hAnsi="Times New Roman" w:cs="Times New Roman"/>
@@ -1920,7 +1814,6 @@
         </w:rPr>
         <w:t>динамис</w:t>
       </w:r>
-      <w:proofErr w:type="spellEnd"/>
       <w:r>
         <w:rPr>
           <w:rFonts w:ascii="Times New Roman" w:hAnsi="Times New Roman" w:cs="Times New Roman"/>
@@ -2351,52 +2244,14 @@
                 <w:szCs w:val="24"/>
               </w:rPr>
             </w:pPr>
-            <w:proofErr w:type="spellStart"/>
             <w:r>
               <w:rPr>
                 <w:rFonts w:ascii="Times New Roman" w:hAnsi="Times New Roman" w:cs="Times New Roman"/>
                 <w:sz w:val="24"/>
                 <w:szCs w:val="24"/>
               </w:rPr>
-              <w:t>Перспектива</w:t>
+              <w:t>Перспектива мышления идеала</w:t>
             </w:r>
-            <w:proofErr w:type="spellEnd"/>
-            <w:r>
-              <w:rPr>
-                <w:rFonts w:ascii="Times New Roman" w:hAnsi="Times New Roman" w:cs="Times New Roman"/>
-                <w:sz w:val="24"/>
-                <w:szCs w:val="24"/>
-              </w:rPr>
-              <w:t xml:space="preserve"> </w:t>
-            </w:r>
-            <w:proofErr w:type="spellStart"/>
-            <w:r>
-              <w:rPr>
-                <w:rFonts w:ascii="Times New Roman" w:hAnsi="Times New Roman" w:cs="Times New Roman"/>
-                <w:sz w:val="24"/>
-                <w:szCs w:val="24"/>
-              </w:rPr>
-              <w:t>мышления</w:t>
-            </w:r>
-            <w:proofErr w:type="spellEnd"/>
-            <w:r>
-              <w:rPr>
-                <w:rFonts w:ascii="Times New Roman" w:hAnsi="Times New Roman" w:cs="Times New Roman"/>
-                <w:sz w:val="24"/>
-                <w:szCs w:val="24"/>
-              </w:rPr>
-              <w:t xml:space="preserve"> </w:t>
-            </w:r>
-            <w:proofErr w:type="spellStart"/>
-            <w:r>
-              <w:rPr>
-                <w:rFonts w:ascii="Times New Roman" w:hAnsi="Times New Roman" w:cs="Times New Roman"/>
-                <w:sz w:val="24"/>
-                <w:szCs w:val="24"/>
-              </w:rPr>
-              <w:t>идеала</w:t>
-            </w:r>
-            <w:proofErr w:type="spellEnd"/>
           </w:p>
         </w:tc>
         <w:tc>
@@ -2412,34 +2267,14 @@
                 <w:szCs w:val="24"/>
               </w:rPr>
             </w:pPr>
-            <w:proofErr w:type="spellStart"/>
             <w:r>
               <w:rPr>
                 <w:rFonts w:ascii="Times New Roman" w:hAnsi="Times New Roman" w:cs="Times New Roman"/>
                 <w:sz w:val="24"/>
                 <w:szCs w:val="24"/>
               </w:rPr>
-              <w:t>Истинное</w:t>
+              <w:t>Истинное знание</w:t>
             </w:r>
-            <w:proofErr w:type="spellEnd"/>
-            <w:r>
-              <w:rPr>
-                <w:rFonts w:ascii="Times New Roman" w:hAnsi="Times New Roman" w:cs="Times New Roman"/>
-                <w:sz w:val="24"/>
-                <w:szCs w:val="24"/>
-              </w:rPr>
-              <w:t xml:space="preserve"> </w:t>
-            </w:r>
-            <w:proofErr w:type="spellStart"/>
-            <w:r>
-              <w:rPr>
-                <w:rFonts w:ascii="Times New Roman" w:hAnsi="Times New Roman" w:cs="Times New Roman"/>
-                <w:sz w:val="24"/>
-                <w:szCs w:val="24"/>
-              </w:rPr>
-              <w:t>знание</w:t>
-            </w:r>
-            <w:proofErr w:type="spellEnd"/>
           </w:p>
         </w:tc>
       </w:tr>
@@ -2457,7 +2292,6 @@
                 <w:szCs w:val="24"/>
               </w:rPr>
             </w:pPr>
-            <w:proofErr w:type="spellStart"/>
             <w:r>
               <w:rPr>
                 <w:rFonts w:ascii="Times New Roman" w:hAnsi="Times New Roman" w:cs="Times New Roman"/>
@@ -2466,7 +2300,6 @@
               </w:rPr>
               <w:t>Платон</w:t>
             </w:r>
-            <w:proofErr w:type="spellEnd"/>
           </w:p>
         </w:tc>
         <w:tc>
@@ -2482,34 +2315,14 @@
                 <w:szCs w:val="24"/>
               </w:rPr>
             </w:pPr>
-            <w:proofErr w:type="spellStart"/>
             <w:r>
               <w:rPr>
                 <w:rFonts w:ascii="Times New Roman" w:hAnsi="Times New Roman" w:cs="Times New Roman"/>
                 <w:sz w:val="24"/>
                 <w:szCs w:val="24"/>
               </w:rPr>
-              <w:t>Физический</w:t>
+              <w:t>Физический мир</w:t>
             </w:r>
-            <w:proofErr w:type="spellEnd"/>
-            <w:r>
-              <w:rPr>
-                <w:rFonts w:ascii="Times New Roman" w:hAnsi="Times New Roman" w:cs="Times New Roman"/>
-                <w:sz w:val="24"/>
-                <w:szCs w:val="24"/>
-              </w:rPr>
-              <w:t xml:space="preserve"> </w:t>
-            </w:r>
-            <w:proofErr w:type="spellStart"/>
-            <w:r>
-              <w:rPr>
-                <w:rFonts w:ascii="Times New Roman" w:hAnsi="Times New Roman" w:cs="Times New Roman"/>
-                <w:sz w:val="24"/>
-                <w:szCs w:val="24"/>
-              </w:rPr>
-              <w:t>мир</w:t>
-            </w:r>
-            <w:proofErr w:type="spellEnd"/>
           </w:p>
         </w:tc>
         <w:tc>
@@ -2525,34 +2338,14 @@
                 <w:szCs w:val="24"/>
               </w:rPr>
             </w:pPr>
-            <w:proofErr w:type="spellStart"/>
             <w:r>
               <w:rPr>
                 <w:rFonts w:ascii="Times New Roman" w:hAnsi="Times New Roman" w:cs="Times New Roman"/>
                 <w:sz w:val="24"/>
                 <w:szCs w:val="24"/>
               </w:rPr>
-              <w:t>Метафизический</w:t>
+              <w:t>Метафизический мир</w:t>
             </w:r>
-            <w:proofErr w:type="spellEnd"/>
-            <w:r>
-              <w:rPr>
-                <w:rFonts w:ascii="Times New Roman" w:hAnsi="Times New Roman" w:cs="Times New Roman"/>
-                <w:sz w:val="24"/>
-                <w:szCs w:val="24"/>
-              </w:rPr>
-              <w:t xml:space="preserve"> </w:t>
-            </w:r>
-            <w:proofErr w:type="spellStart"/>
-            <w:r>
-              <w:rPr>
-                <w:rFonts w:ascii="Times New Roman" w:hAnsi="Times New Roman" w:cs="Times New Roman"/>
-                <w:sz w:val="24"/>
-                <w:szCs w:val="24"/>
-              </w:rPr>
-              <w:t>мир</w:t>
-            </w:r>
-            <w:proofErr w:type="spellEnd"/>
           </w:p>
         </w:tc>
       </w:tr>
@@ -2570,7 +2363,6 @@
                 <w:szCs w:val="24"/>
               </w:rPr>
             </w:pPr>
-            <w:proofErr w:type="spellStart"/>
             <w:r>
               <w:rPr>
                 <w:rFonts w:ascii="Times New Roman" w:hAnsi="Times New Roman" w:cs="Times New Roman"/>
@@ -2579,7 +2371,6 @@
               </w:rPr>
               <w:t>Аристотель</w:t>
             </w:r>
-            <w:proofErr w:type="spellEnd"/>
           </w:p>
         </w:tc>
         <w:tc>
@@ -2595,34 +2386,14 @@
                 <w:szCs w:val="24"/>
               </w:rPr>
             </w:pPr>
-            <w:proofErr w:type="spellStart"/>
             <w:r>
               <w:rPr>
                 <w:rFonts w:ascii="Times New Roman" w:hAnsi="Times New Roman" w:cs="Times New Roman"/>
                 <w:sz w:val="24"/>
                 <w:szCs w:val="24"/>
               </w:rPr>
-              <w:t>Метафизический</w:t>
+              <w:t>Метафизический мир</w:t>
             </w:r>
-            <w:proofErr w:type="spellEnd"/>
-            <w:r>
-              <w:rPr>
-                <w:rFonts w:ascii="Times New Roman" w:hAnsi="Times New Roman" w:cs="Times New Roman"/>
-                <w:sz w:val="24"/>
-                <w:szCs w:val="24"/>
-              </w:rPr>
-              <w:t xml:space="preserve"> </w:t>
-            </w:r>
-            <w:proofErr w:type="spellStart"/>
-            <w:r>
-              <w:rPr>
-                <w:rFonts w:ascii="Times New Roman" w:hAnsi="Times New Roman" w:cs="Times New Roman"/>
-                <w:sz w:val="24"/>
-                <w:szCs w:val="24"/>
-              </w:rPr>
-              <w:t>мир</w:t>
-            </w:r>
-            <w:proofErr w:type="spellEnd"/>
           </w:p>
         </w:tc>
         <w:tc>
@@ -2638,34 +2409,14 @@
                 <w:szCs w:val="24"/>
               </w:rPr>
             </w:pPr>
-            <w:proofErr w:type="spellStart"/>
             <w:r>
               <w:rPr>
                 <w:rFonts w:ascii="Times New Roman" w:hAnsi="Times New Roman" w:cs="Times New Roman"/>
                 <w:sz w:val="24"/>
                 <w:szCs w:val="24"/>
               </w:rPr>
-              <w:t>Физический</w:t>
+              <w:t>Физический мир</w:t>
             </w:r>
-            <w:proofErr w:type="spellEnd"/>
-            <w:r>
-              <w:rPr>
-                <w:rFonts w:ascii="Times New Roman" w:hAnsi="Times New Roman" w:cs="Times New Roman"/>
-                <w:sz w:val="24"/>
-                <w:szCs w:val="24"/>
-              </w:rPr>
-              <w:t xml:space="preserve"> </w:t>
-            </w:r>
-            <w:proofErr w:type="spellStart"/>
-            <w:r>
-              <w:rPr>
-                <w:rFonts w:ascii="Times New Roman" w:hAnsi="Times New Roman" w:cs="Times New Roman"/>
-                <w:sz w:val="24"/>
-                <w:szCs w:val="24"/>
-              </w:rPr>
-              <w:t>мир</w:t>
-            </w:r>
-            <w:proofErr w:type="spellEnd"/>
           </w:p>
         </w:tc>
       </w:tr>
